--- a/체류시간 산정/체류시간_산정_로직_설명.docx
+++ b/체류시간 산정/체류시간_산정_로직_설명.docx
@@ -58,7 +58,7 @@
           <w:sz w:val="18"/>
           <w:szCs w:val="18"/>
         </w:rPr>
-        <w:t xml:space="preserve">작성일 2026-09-26 · 기준 브랜치 claude/brave-dirac-zmdr4p</w:t>
+        <w:t xml:space="preserve">작성일 2026-09-27 · 기준 브랜치 claude/brave-dirac-zmdr4p (09-27 내보내기본 · 장소 2,711곳)</w:t>
       </w:r>
     </w:p>
     <w:p>
@@ -200,7 +200,7 @@
                 <w:sz w:val="17"/>
                 <w:szCs w:val="17"/>
               </w:rPr>
-              <w:t xml:space="preserve">장소 1,433곳의 권장 체류 분, 운영시간 파싱 결과, 배지, 자동 코스 후보 여부</w:t>
+              <w:t xml:space="preserve">장소 2,711곳의 권장 체류 분, 운영시간 파싱 결과, 배지, 자동 코스 후보 여부</w:t>
             </w:r>
           </w:p>
         </w:tc>
@@ -665,7 +665,7 @@
           <w:sz w:val="20"/>
           <w:szCs w:val="20"/>
         </w:rPr>
-        <w:t xml:space="preserve">전 장소 1,433곳 중 체류 값이 0 인 곳은 1곳, 자동 코스 후보(체류 &gt; 0 이고 숙박이 아님)는 1,427곳입니다. 분류별 분포는 다음과 같습니다.</w:t>
+        <w:t xml:space="preserve">전 장소 2,711곳 중 체류 값이 0 인 곳은 1곳, 자동 코스 후보(체류 &gt; 0 이고 숙박이 아님)는 2,142곳입니다. 분류별 분포는 다음과 같습니다.</w:t>
       </w:r>
     </w:p>
     <w:tbl>
@@ -1058,7 +1058,7 @@
                 <w:sz w:val="17"/>
                 <w:szCs w:val="17"/>
               </w:rPr>
-              <w:t xml:space="preserve">힐링·생태·체험</w:t>
+              <w:t xml:space="preserve">숙박</w:t>
             </w:r>
           </w:p>
         </w:tc>
@@ -1084,7 +1084,7 @@
                 <w:sz w:val="17"/>
                 <w:szCs w:val="17"/>
               </w:rPr>
-              <w:t xml:space="preserve">496</w:t>
+              <w:t xml:space="preserve">569</w:t>
             </w:r>
           </w:p>
         </w:tc>
@@ -1136,7 +1136,7 @@
                 <w:sz w:val="17"/>
                 <w:szCs w:val="17"/>
               </w:rPr>
-              <w:t xml:space="preserve">70</w:t>
+              <w:t xml:space="preserve">30</w:t>
             </w:r>
           </w:p>
         </w:tc>
@@ -1162,7 +1162,7 @@
                 <w:sz w:val="17"/>
                 <w:szCs w:val="17"/>
               </w:rPr>
-              <w:t xml:space="preserve">82</w:t>
+              <w:t xml:space="preserve">31</w:t>
             </w:r>
           </w:p>
         </w:tc>
@@ -1188,7 +1188,7 @@
                 <w:sz w:val="17"/>
                 <w:szCs w:val="17"/>
               </w:rPr>
-              <w:t xml:space="preserve">480</w:t>
+              <w:t xml:space="preserve">180</w:t>
             </w:r>
           </w:p>
         </w:tc>
@@ -1214,116 +1214,116 @@
                 <w:sz w:val="17"/>
                 <w:szCs w:val="17"/>
               </w:rPr>
+              <w:t xml:space="preserve">564</w:t>
+            </w:r>
+          </w:p>
+        </w:tc>
+        <w:tc>
+          <w:tcPr>
+            <w:tcW w:type="dxa" w:w="680"/>
+            <w:tcMar>
+              <w:top w:type="dxa" w:w="60"/>
+              <w:left w:type="dxa" w:w="90"/>
+              <w:bottom w:type="dxa" w:w="60"/>
+              <w:right w:type="dxa" w:w="90"/>
+            </w:tcMar>
+          </w:tcPr>
+          <w:p>
+            <w:pPr>
+              <w:spacing w:after="0" w:line="240"/>
+            </w:pPr>
+            <w:r>
+              <w:rPr>
+                <w:rFonts w:ascii="Malgun Gothic" w:cs="Malgun Gothic" w:eastAsia="Malgun Gothic" w:hAnsi="Malgun Gothic"/>
+                <w:b w:val="false"/>
+                <w:bCs w:val="false"/>
+                <w:sz w:val="17"/>
+                <w:szCs w:val="17"/>
+              </w:rPr>
+              <w:t xml:space="preserve">0</w:t>
+            </w:r>
+          </w:p>
+        </w:tc>
+        <w:tc>
+          <w:tcPr>
+            <w:tcW w:type="dxa" w:w="680"/>
+            <w:tcMar>
+              <w:top w:type="dxa" w:w="60"/>
+              <w:left w:type="dxa" w:w="90"/>
+              <w:bottom w:type="dxa" w:w="60"/>
+              <w:right w:type="dxa" w:w="90"/>
+            </w:tcMar>
+          </w:tcPr>
+          <w:p>
+            <w:pPr>
+              <w:spacing w:after="0" w:line="240"/>
+            </w:pPr>
+            <w:r>
+              <w:rPr>
+                <w:rFonts w:ascii="Malgun Gothic" w:cs="Malgun Gothic" w:eastAsia="Malgun Gothic" w:hAnsi="Malgun Gothic"/>
+                <w:b w:val="false"/>
+                <w:bCs w:val="false"/>
+                <w:sz w:val="17"/>
+                <w:szCs w:val="17"/>
+              </w:rPr>
+              <w:t xml:space="preserve">0</w:t>
+            </w:r>
+          </w:p>
+        </w:tc>
+        <w:tc>
+          <w:tcPr>
+            <w:tcW w:type="dxa" w:w="720"/>
+            <w:tcMar>
+              <w:top w:type="dxa" w:w="60"/>
+              <w:left w:type="dxa" w:w="90"/>
+              <w:bottom w:type="dxa" w:w="60"/>
+              <w:right w:type="dxa" w:w="90"/>
+            </w:tcMar>
+          </w:tcPr>
+          <w:p>
+            <w:pPr>
+              <w:spacing w:after="0" w:line="240"/>
+            </w:pPr>
+            <w:r>
+              <w:rPr>
+                <w:rFonts w:ascii="Malgun Gothic" w:cs="Malgun Gothic" w:eastAsia="Malgun Gothic" w:hAnsi="Malgun Gothic"/>
+                <w:b w:val="false"/>
+                <w:bCs w:val="false"/>
+                <w:sz w:val="17"/>
+                <w:szCs w:val="17"/>
+              </w:rPr>
+              <w:t xml:space="preserve">0</w:t>
+            </w:r>
+          </w:p>
+        </w:tc>
+        <w:tc>
+          <w:tcPr>
+            <w:tcW w:type="dxa" w:w="760"/>
+            <w:tcMar>
+              <w:top w:type="dxa" w:w="60"/>
+              <w:left w:type="dxa" w:w="90"/>
+              <w:bottom w:type="dxa" w:w="60"/>
+              <w:right w:type="dxa" w:w="90"/>
+            </w:tcMar>
+          </w:tcPr>
+          <w:p>
+            <w:pPr>
+              <w:spacing w:after="0" w:line="240"/>
+            </w:pPr>
+            <w:r>
+              <w:rPr>
+                <w:rFonts w:ascii="Malgun Gothic" w:cs="Malgun Gothic" w:eastAsia="Malgun Gothic" w:hAnsi="Malgun Gothic"/>
+                <w:b w:val="false"/>
+                <w:bCs w:val="false"/>
+                <w:sz w:val="17"/>
+                <w:szCs w:val="17"/>
+              </w:rPr>
               <w:t xml:space="preserve">4</w:t>
             </w:r>
           </w:p>
         </w:tc>
         <w:tc>
           <w:tcPr>
-            <w:tcW w:type="dxa" w:w="680"/>
-            <w:tcMar>
-              <w:top w:type="dxa" w:w="60"/>
-              <w:left w:type="dxa" w:w="90"/>
-              <w:bottom w:type="dxa" w:w="60"/>
-              <w:right w:type="dxa" w:w="90"/>
-            </w:tcMar>
-          </w:tcPr>
-          <w:p>
-            <w:pPr>
-              <w:spacing w:after="0" w:line="240"/>
-            </w:pPr>
-            <w:r>
-              <w:rPr>
-                <w:rFonts w:ascii="Malgun Gothic" w:cs="Malgun Gothic" w:eastAsia="Malgun Gothic" w:hAnsi="Malgun Gothic"/>
-                <w:b w:val="false"/>
-                <w:bCs w:val="false"/>
-                <w:sz w:val="17"/>
-                <w:szCs w:val="17"/>
-              </w:rPr>
-              <w:t xml:space="preserve">218</w:t>
-            </w:r>
-          </w:p>
-        </w:tc>
-        <w:tc>
-          <w:tcPr>
-            <w:tcW w:type="dxa" w:w="680"/>
-            <w:tcMar>
-              <w:top w:type="dxa" w:w="60"/>
-              <w:left w:type="dxa" w:w="90"/>
-              <w:bottom w:type="dxa" w:w="60"/>
-              <w:right w:type="dxa" w:w="90"/>
-            </w:tcMar>
-          </w:tcPr>
-          <w:p>
-            <w:pPr>
-              <w:spacing w:after="0" w:line="240"/>
-            </w:pPr>
-            <w:r>
-              <w:rPr>
-                <w:rFonts w:ascii="Malgun Gothic" w:cs="Malgun Gothic" w:eastAsia="Malgun Gothic" w:hAnsi="Malgun Gothic"/>
-                <w:b w:val="false"/>
-                <w:bCs w:val="false"/>
-                <w:sz w:val="17"/>
-                <w:szCs w:val="17"/>
-              </w:rPr>
-              <w:t xml:space="preserve">175</w:t>
-            </w:r>
-          </w:p>
-        </w:tc>
-        <w:tc>
-          <w:tcPr>
-            <w:tcW w:type="dxa" w:w="720"/>
-            <w:tcMar>
-              <w:top w:type="dxa" w:w="60"/>
-              <w:left w:type="dxa" w:w="90"/>
-              <w:bottom w:type="dxa" w:w="60"/>
-              <w:right w:type="dxa" w:w="90"/>
-            </w:tcMar>
-          </w:tcPr>
-          <w:p>
-            <w:pPr>
-              <w:spacing w:after="0" w:line="240"/>
-            </w:pPr>
-            <w:r>
-              <w:rPr>
-                <w:rFonts w:ascii="Malgun Gothic" w:cs="Malgun Gothic" w:eastAsia="Malgun Gothic" w:hAnsi="Malgun Gothic"/>
-                <w:b w:val="false"/>
-                <w:bCs w:val="false"/>
-                <w:sz w:val="17"/>
-                <w:szCs w:val="17"/>
-              </w:rPr>
-              <w:t xml:space="preserve">53</w:t>
-            </w:r>
-          </w:p>
-        </w:tc>
-        <w:tc>
-          <w:tcPr>
-            <w:tcW w:type="dxa" w:w="760"/>
-            <w:tcMar>
-              <w:top w:type="dxa" w:w="60"/>
-              <w:left w:type="dxa" w:w="90"/>
-              <w:bottom w:type="dxa" w:w="60"/>
-              <w:right w:type="dxa" w:w="90"/>
-            </w:tcMar>
-          </w:tcPr>
-          <w:p>
-            <w:pPr>
-              <w:spacing w:after="0" w:line="240"/>
-            </w:pPr>
-            <w:r>
-              <w:rPr>
-                <w:rFonts w:ascii="Malgun Gothic" w:cs="Malgun Gothic" w:eastAsia="Malgun Gothic" w:hAnsi="Malgun Gothic"/>
-                <w:b w:val="false"/>
-                <w:bCs w:val="false"/>
-                <w:sz w:val="17"/>
-                <w:szCs w:val="17"/>
-              </w:rPr>
-              <w:t xml:space="preserve">33</w:t>
-            </w:r>
-          </w:p>
-        </w:tc>
-        <w:tc>
-          <w:tcPr>
             <w:tcW w:type="dxa" w:w="700"/>
             <w:tcMar>
               <w:top w:type="dxa" w:w="60"/>
@@ -1344,7 +1344,7 @@
                 <w:sz w:val="17"/>
                 <w:szCs w:val="17"/>
               </w:rPr>
-              <w:t xml:space="preserve">13</w:t>
+              <w:t xml:space="preserve">0</w:t>
             </w:r>
           </w:p>
         </w:tc>
@@ -1372,7 +1372,7 @@
                 <w:sz w:val="17"/>
                 <w:szCs w:val="17"/>
               </w:rPr>
-              <w:t xml:space="preserve">역사·문화유산</w:t>
+              <w:t xml:space="preserve">문화유산·전통체험</w:t>
             </w:r>
           </w:p>
         </w:tc>
@@ -1398,7 +1398,7 @@
                 <w:sz w:val="17"/>
                 <w:szCs w:val="17"/>
               </w:rPr>
-              <w:t xml:space="preserve">383</w:t>
+              <w:t xml:space="preserve">527</w:t>
             </w:r>
           </w:p>
         </w:tc>
@@ -1476,7 +1476,7 @@
                 <w:sz w:val="17"/>
                 <w:szCs w:val="17"/>
               </w:rPr>
-              <w:t xml:space="preserve">65</w:t>
+              <w:t xml:space="preserve">63</w:t>
             </w:r>
           </w:p>
         </w:tc>
@@ -1528,7 +1528,7 @@
                 <w:sz w:val="17"/>
                 <w:szCs w:val="17"/>
               </w:rPr>
-              <w:t xml:space="preserve">16</w:t>
+              <w:t xml:space="preserve">13</w:t>
             </w:r>
           </w:p>
         </w:tc>
@@ -1554,7 +1554,7 @@
                 <w:sz w:val="17"/>
                 <w:szCs w:val="17"/>
               </w:rPr>
-              <w:t xml:space="preserve">195</w:t>
+              <w:t xml:space="preserve">374</w:t>
             </w:r>
           </w:p>
         </w:tc>
@@ -1580,7 +1580,7 @@
                 <w:sz w:val="17"/>
                 <w:szCs w:val="17"/>
               </w:rPr>
-              <w:t xml:space="preserve">138</w:t>
+              <w:t xml:space="preserve">115</w:t>
             </w:r>
           </w:p>
         </w:tc>
@@ -1606,7 +1606,7 @@
                 <w:sz w:val="17"/>
                 <w:szCs w:val="17"/>
               </w:rPr>
-              <w:t xml:space="preserve">28</w:t>
+              <w:t xml:space="preserve">21</w:t>
             </w:r>
           </w:p>
         </w:tc>
@@ -1632,7 +1632,7 @@
                 <w:sz w:val="17"/>
                 <w:szCs w:val="17"/>
               </w:rPr>
-              <w:t xml:space="preserve">6</w:t>
+              <w:t xml:space="preserve">4</w:t>
             </w:r>
           </w:p>
         </w:tc>
@@ -1686,7 +1686,7 @@
                 <w:sz w:val="17"/>
                 <w:szCs w:val="17"/>
               </w:rPr>
-              <w:t xml:space="preserve">테마파크·액티비티</w:t>
+              <w:t xml:space="preserve">힐링·생태·체험</w:t>
             </w:r>
           </w:p>
         </w:tc>
@@ -1712,7 +1712,7 @@
                 <w:sz w:val="17"/>
                 <w:szCs w:val="17"/>
               </w:rPr>
-              <w:t xml:space="preserve">269</w:t>
+              <w:t xml:space="preserve">510</w:t>
             </w:r>
           </w:p>
         </w:tc>
@@ -1764,7 +1764,7 @@
                 <w:sz w:val="17"/>
                 <w:szCs w:val="17"/>
               </w:rPr>
-              <w:t xml:space="preserve">80</w:t>
+              <w:t xml:space="preserve">60</w:t>
             </w:r>
           </w:p>
         </w:tc>
@@ -1790,7 +1790,7 @@
                 <w:sz w:val="17"/>
                 <w:szCs w:val="17"/>
               </w:rPr>
-              <w:t xml:space="preserve">92</w:t>
+              <w:t xml:space="preserve">78</w:t>
             </w:r>
           </w:p>
         </w:tc>
@@ -1816,7 +1816,7 @@
                 <w:sz w:val="17"/>
                 <w:szCs w:val="17"/>
               </w:rPr>
-              <w:t xml:space="preserve">300</w:t>
+              <w:t xml:space="preserve">480</w:t>
             </w:r>
           </w:p>
         </w:tc>
@@ -1842,7 +1842,7 @@
                 <w:sz w:val="17"/>
                 <w:szCs w:val="17"/>
               </w:rPr>
-              <w:t xml:space="preserve">4</w:t>
+              <w:t xml:space="preserve">3</w:t>
             </w:r>
           </w:p>
         </w:tc>
@@ -1868,7 +1868,7 @@
                 <w:sz w:val="17"/>
                 <w:szCs w:val="17"/>
               </w:rPr>
-              <w:t xml:space="preserve">92</w:t>
+              <w:t xml:space="preserve">287</w:t>
             </w:r>
           </w:p>
         </w:tc>
@@ -1894,7 +1894,7 @@
                 <w:sz w:val="17"/>
                 <w:szCs w:val="17"/>
               </w:rPr>
-              <w:t xml:space="preserve">103</w:t>
+              <w:t xml:space="preserve">134</w:t>
             </w:r>
           </w:p>
         </w:tc>
@@ -1920,7 +1920,7 @@
                 <w:sz w:val="17"/>
                 <w:szCs w:val="17"/>
               </w:rPr>
-              <w:t xml:space="preserve">27</w:t>
+              <w:t xml:space="preserve">44</w:t>
             </w:r>
           </w:p>
         </w:tc>
@@ -1946,7 +1946,7 @@
                 <w:sz w:val="17"/>
                 <w:szCs w:val="17"/>
               </w:rPr>
-              <w:t xml:space="preserve">28</w:t>
+              <w:t xml:space="preserve">31</w:t>
             </w:r>
           </w:p>
         </w:tc>
@@ -1972,7 +1972,7 @@
                 <w:sz w:val="17"/>
                 <w:szCs w:val="17"/>
               </w:rPr>
-              <w:t xml:space="preserve">15</w:t>
+              <w:t xml:space="preserve">11</w:t>
             </w:r>
           </w:p>
         </w:tc>
@@ -2026,7 +2026,7 @@
                 <w:sz w:val="17"/>
                 <w:szCs w:val="17"/>
               </w:rPr>
-              <w:t xml:space="preserve">169</w:t>
+              <w:t xml:space="preserve">454</w:t>
             </w:r>
           </w:p>
         </w:tc>
@@ -2078,7 +2078,7 @@
                 <w:sz w:val="17"/>
                 <w:szCs w:val="17"/>
               </w:rPr>
-              <w:t xml:space="preserve">70</w:t>
+              <w:t xml:space="preserve">50</w:t>
             </w:r>
           </w:p>
         </w:tc>
@@ -2104,7 +2104,7 @@
                 <w:sz w:val="17"/>
                 <w:szCs w:val="17"/>
               </w:rPr>
-              <w:t xml:space="preserve">71</w:t>
+              <w:t xml:space="preserve">55</w:t>
             </w:r>
           </w:p>
         </w:tc>
@@ -2182,7 +2182,7 @@
                 <w:sz w:val="17"/>
                 <w:szCs w:val="17"/>
               </w:rPr>
-              <w:t xml:space="preserve">74</w:t>
+              <w:t xml:space="preserve">392</w:t>
             </w:r>
           </w:p>
         </w:tc>
@@ -2208,7 +2208,7 @@
                 <w:sz w:val="17"/>
                 <w:szCs w:val="17"/>
               </w:rPr>
-              <w:t xml:space="preserve">81</w:t>
+              <w:t xml:space="preserve">51</w:t>
             </w:r>
           </w:p>
         </w:tc>
@@ -2234,7 +2234,7 @@
                 <w:sz w:val="17"/>
                 <w:szCs w:val="17"/>
               </w:rPr>
-              <w:t xml:space="preserve">13</w:t>
+              <w:t xml:space="preserve">10</w:t>
             </w:r>
           </w:p>
         </w:tc>
@@ -2314,7 +2314,7 @@
                 <w:sz w:val="17"/>
                 <w:szCs w:val="17"/>
               </w:rPr>
-              <w:t xml:space="preserve">해양·자연경관</w:t>
+              <w:t xml:space="preserve">테마파크·액티비티</w:t>
             </w:r>
           </w:p>
         </w:tc>
@@ -2340,7 +2340,7 @@
                 <w:sz w:val="17"/>
                 <w:szCs w:val="17"/>
               </w:rPr>
-              <w:t xml:space="preserve">110</w:t>
+              <w:t xml:space="preserve">405</w:t>
             </w:r>
           </w:p>
         </w:tc>
@@ -2392,7 +2392,7 @@
                 <w:sz w:val="17"/>
                 <w:szCs w:val="17"/>
               </w:rPr>
-              <w:t xml:space="preserve">60</w:t>
+              <w:t xml:space="preserve">90</w:t>
             </w:r>
           </w:p>
         </w:tc>
@@ -2418,64 +2418,90 @@
                 <w:sz w:val="17"/>
                 <w:szCs w:val="17"/>
               </w:rPr>
+              <w:t xml:space="preserve">89</w:t>
+            </w:r>
+          </w:p>
+        </w:tc>
+        <w:tc>
+          <w:tcPr>
+            <w:tcW w:type="dxa" w:w="620"/>
+            <w:tcMar>
+              <w:top w:type="dxa" w:w="60"/>
+              <w:left w:type="dxa" w:w="90"/>
+              <w:bottom w:type="dxa" w:w="60"/>
+              <w:right w:type="dxa" w:w="90"/>
+            </w:tcMar>
+          </w:tcPr>
+          <w:p>
+            <w:pPr>
+              <w:spacing w:after="0" w:line="240"/>
+            </w:pPr>
+            <w:r>
+              <w:rPr>
+                <w:rFonts w:ascii="Malgun Gothic" w:cs="Malgun Gothic" w:eastAsia="Malgun Gothic" w:hAnsi="Malgun Gothic"/>
+                <w:b w:val="false"/>
+                <w:bCs w:val="false"/>
+                <w:sz w:val="17"/>
+                <w:szCs w:val="17"/>
+              </w:rPr>
+              <w:t xml:space="preserve">300</w:t>
+            </w:r>
+          </w:p>
+        </w:tc>
+        <w:tc>
+          <w:tcPr>
+            <w:tcW w:type="dxa" w:w="560"/>
+            <w:tcMar>
+              <w:top w:type="dxa" w:w="60"/>
+              <w:left w:type="dxa" w:w="90"/>
+              <w:bottom w:type="dxa" w:w="60"/>
+              <w:right w:type="dxa" w:w="90"/>
+            </w:tcMar>
+          </w:tcPr>
+          <w:p>
+            <w:pPr>
+              <w:spacing w:after="0" w:line="240"/>
+            </w:pPr>
+            <w:r>
+              <w:rPr>
+                <w:rFonts w:ascii="Malgun Gothic" w:cs="Malgun Gothic" w:eastAsia="Malgun Gothic" w:hAnsi="Malgun Gothic"/>
+                <w:b w:val="false"/>
+                <w:bCs w:val="false"/>
+                <w:sz w:val="17"/>
+                <w:szCs w:val="17"/>
+              </w:rPr>
+              <w:t xml:space="preserve">3</w:t>
+            </w:r>
+          </w:p>
+        </w:tc>
+        <w:tc>
+          <w:tcPr>
+            <w:tcW w:type="dxa" w:w="680"/>
+            <w:tcMar>
+              <w:top w:type="dxa" w:w="60"/>
+              <w:left w:type="dxa" w:w="90"/>
+              <w:bottom w:type="dxa" w:w="60"/>
+              <w:right w:type="dxa" w:w="90"/>
+            </w:tcMar>
+          </w:tcPr>
+          <w:p>
+            <w:pPr>
+              <w:spacing w:after="0" w:line="240"/>
+            </w:pPr>
+            <w:r>
+              <w:rPr>
+                <w:rFonts w:ascii="Malgun Gothic" w:cs="Malgun Gothic" w:eastAsia="Malgun Gothic" w:hAnsi="Malgun Gothic"/>
+                <w:b w:val="false"/>
+                <w:bCs w:val="false"/>
+                <w:sz w:val="17"/>
+                <w:szCs w:val="17"/>
+              </w:rPr>
               <w:t xml:space="preserve">82</w:t>
             </w:r>
           </w:p>
         </w:tc>
         <w:tc>
           <w:tcPr>
-            <w:tcW w:type="dxa" w:w="620"/>
-            <w:tcMar>
-              <w:top w:type="dxa" w:w="60"/>
-              <w:left w:type="dxa" w:w="90"/>
-              <w:bottom w:type="dxa" w:w="60"/>
-              <w:right w:type="dxa" w:w="90"/>
-            </w:tcMar>
-          </w:tcPr>
-          <w:p>
-            <w:pPr>
-              <w:spacing w:after="0" w:line="240"/>
-            </w:pPr>
-            <w:r>
-              <w:rPr>
-                <w:rFonts w:ascii="Malgun Gothic" w:cs="Malgun Gothic" w:eastAsia="Malgun Gothic" w:hAnsi="Malgun Gothic"/>
-                <w:b w:val="false"/>
-                <w:bCs w:val="false"/>
-                <w:sz w:val="17"/>
-                <w:szCs w:val="17"/>
-              </w:rPr>
-              <w:t xml:space="preserve">480</w:t>
-            </w:r>
-          </w:p>
-        </w:tc>
-        <w:tc>
-          <w:tcPr>
-            <w:tcW w:type="dxa" w:w="560"/>
-            <w:tcMar>
-              <w:top w:type="dxa" w:w="60"/>
-              <w:left w:type="dxa" w:w="90"/>
-              <w:bottom w:type="dxa" w:w="60"/>
-              <w:right w:type="dxa" w:w="90"/>
-            </w:tcMar>
-          </w:tcPr>
-          <w:p>
-            <w:pPr>
-              <w:spacing w:after="0" w:line="240"/>
-            </w:pPr>
-            <w:r>
-              <w:rPr>
-                <w:rFonts w:ascii="Malgun Gothic" w:cs="Malgun Gothic" w:eastAsia="Malgun Gothic" w:hAnsi="Malgun Gothic"/>
-                <w:b w:val="false"/>
-                <w:bCs w:val="false"/>
-                <w:sz w:val="17"/>
-                <w:szCs w:val="17"/>
-              </w:rPr>
-              <w:t xml:space="preserve">4</w:t>
-            </w:r>
-          </w:p>
-        </w:tc>
-        <w:tc>
-          <w:tcPr>
             <w:tcW w:type="dxa" w:w="680"/>
             <w:tcMar>
               <w:top w:type="dxa" w:w="60"/>
@@ -2496,33 +2522,7 @@
                 <w:sz w:val="17"/>
                 <w:szCs w:val="17"/>
               </w:rPr>
-              <w:t xml:space="preserve">59</w:t>
-            </w:r>
-          </w:p>
-        </w:tc>
-        <w:tc>
-          <w:tcPr>
-            <w:tcW w:type="dxa" w:w="680"/>
-            <w:tcMar>
-              <w:top w:type="dxa" w:w="60"/>
-              <w:left w:type="dxa" w:w="90"/>
-              <w:bottom w:type="dxa" w:w="60"/>
-              <w:right w:type="dxa" w:w="90"/>
-            </w:tcMar>
-          </w:tcPr>
-          <w:p>
-            <w:pPr>
-              <w:spacing w:after="0" w:line="240"/>
-            </w:pPr>
-            <w:r>
-              <w:rPr>
-                <w:rFonts w:ascii="Malgun Gothic" w:cs="Malgun Gothic" w:eastAsia="Malgun Gothic" w:hAnsi="Malgun Gothic"/>
-                <w:b w:val="false"/>
-                <w:bCs w:val="false"/>
-                <w:sz w:val="17"/>
-                <w:szCs w:val="17"/>
-              </w:rPr>
-              <w:t xml:space="preserve">34</w:t>
+              <w:t xml:space="preserve">270</w:t>
             </w:r>
           </w:p>
         </w:tc>
@@ -2548,7 +2548,7 @@
                 <w:sz w:val="17"/>
                 <w:szCs w:val="17"/>
               </w:rPr>
-              <w:t xml:space="preserve">3</w:t>
+              <w:t xml:space="preserve">20</w:t>
             </w:r>
           </w:p>
         </w:tc>
@@ -2574,7 +2574,7 @@
                 <w:sz w:val="17"/>
                 <w:szCs w:val="17"/>
               </w:rPr>
-              <w:t xml:space="preserve">3</w:t>
+              <w:t xml:space="preserve">20</w:t>
             </w:r>
           </w:p>
         </w:tc>
@@ -2600,7 +2600,7 @@
                 <w:sz w:val="17"/>
                 <w:szCs w:val="17"/>
               </w:rPr>
-              <w:t xml:space="preserve">7</w:t>
+              <w:t xml:space="preserve">10</w:t>
             </w:r>
           </w:p>
         </w:tc>
@@ -2628,7 +2628,7 @@
                 <w:sz w:val="17"/>
                 <w:szCs w:val="17"/>
               </w:rPr>
-              <w:t xml:space="preserve">숙박·로컬체험</w:t>
+              <w:t xml:space="preserve">해양·자연경관</w:t>
             </w:r>
           </w:p>
         </w:tc>
@@ -2654,7 +2654,7 @@
                 <w:sz w:val="17"/>
                 <w:szCs w:val="17"/>
               </w:rPr>
-              <w:t xml:space="preserve">6</w:t>
+              <w:t xml:space="preserve">246</w:t>
             </w:r>
           </w:p>
         </w:tc>
@@ -2680,7 +2680,7 @@
                 <w:sz w:val="17"/>
                 <w:szCs w:val="17"/>
               </w:rPr>
-              <w:t xml:space="preserve">50</w:t>
+              <w:t xml:space="preserve">30</w:t>
             </w:r>
           </w:p>
         </w:tc>
@@ -2706,7 +2706,7 @@
                 <w:sz w:val="17"/>
                 <w:szCs w:val="17"/>
               </w:rPr>
-              <w:t xml:space="preserve">90</w:t>
+              <w:t xml:space="preserve">40</w:t>
             </w:r>
           </w:p>
         </w:tc>
@@ -2732,7 +2732,7 @@
                 <w:sz w:val="17"/>
                 <w:szCs w:val="17"/>
               </w:rPr>
-              <w:t xml:space="preserve">114</w:t>
+              <w:t xml:space="preserve">59</w:t>
             </w:r>
           </w:p>
         </w:tc>
@@ -2758,7 +2758,7 @@
                 <w:sz w:val="17"/>
                 <w:szCs w:val="17"/>
               </w:rPr>
-              <w:t xml:space="preserve">180</w:t>
+              <w:t xml:space="preserve">480</w:t>
             </w:r>
           </w:p>
         </w:tc>
@@ -2784,7 +2784,7 @@
                 <w:sz w:val="17"/>
                 <w:szCs w:val="17"/>
               </w:rPr>
-              <w:t xml:space="preserve">0</w:t>
+              <w:t xml:space="preserve">4</w:t>
             </w:r>
           </w:p>
         </w:tc>
@@ -2810,7 +2810,7 @@
                 <w:sz w:val="17"/>
                 <w:szCs w:val="17"/>
               </w:rPr>
-              <w:t xml:space="preserve">1</w:t>
+              <w:t xml:space="preserve">195</w:t>
             </w:r>
           </w:p>
         </w:tc>
@@ -2836,7 +2836,7 @@
                 <w:sz w:val="17"/>
                 <w:szCs w:val="17"/>
               </w:rPr>
-              <w:t xml:space="preserve">2</w:t>
+              <w:t xml:space="preserve">34</w:t>
             </w:r>
           </w:p>
         </w:tc>
@@ -2862,7 +2862,7 @@
                 <w:sz w:val="17"/>
                 <w:szCs w:val="17"/>
               </w:rPr>
-              <w:t xml:space="preserve">0</w:t>
+              <w:t xml:space="preserve">3</w:t>
             </w:r>
           </w:p>
         </w:tc>
@@ -2888,7 +2888,7 @@
                 <w:sz w:val="17"/>
                 <w:szCs w:val="17"/>
               </w:rPr>
-              <w:t xml:space="preserve">2</w:t>
+              <w:t xml:space="preserve">3</w:t>
             </w:r>
           </w:p>
         </w:tc>
@@ -2914,7 +2914,7 @@
                 <w:sz w:val="17"/>
                 <w:szCs w:val="17"/>
               </w:rPr>
-              <w:t xml:space="preserve">0</w:t>
+              <w:t xml:space="preserve">7</w:t>
             </w:r>
           </w:p>
         </w:tc>
@@ -3030,7 +3030,7 @@
           <w:sz w:val="20"/>
           <w:szCs w:val="20"/>
         </w:rPr>
-        <w:t xml:space="preserve">전 장소 중 운영시간이 파싱되는 곳은 729곳(51%)입니다. 나머지는 상시 개방으로 취급되어 어느 시각에도 배정될 수 있습니다.</w:t>
+        <w:t xml:space="preserve">전 장소 중 운영시간이 파싱되는 곳은 588곳(22%)입니다. 나머지는 상시 개방으로 취급되어 어느 시각에도 배정될 수 있습니다.</w:t>
       </w:r>
     </w:p>
     <w:p>
@@ -5216,7 +5216,7 @@
                 <w:sz w:val="17"/>
                 <w:szCs w:val="17"/>
               </w:rPr>
-              <w:t xml:space="preserve">역사·문화유산</w:t>
+              <w:t xml:space="preserve">문화유산·전통체험</w:t>
             </w:r>
           </w:p>
         </w:tc>
@@ -5688,7 +5688,7 @@
                 <w:sz w:val="17"/>
                 <w:szCs w:val="17"/>
               </w:rPr>
-              <w:t xml:space="preserve">역사·문화유산</w:t>
+              <w:t xml:space="preserve">문화유산·전통체험</w:t>
             </w:r>
           </w:p>
         </w:tc>
@@ -6606,7 +6606,7 @@
                 <w:sz w:val="17"/>
                 <w:szCs w:val="17"/>
               </w:rPr>
-              <w:t xml:space="preserve">불국사</w:t>
+              <w:t xml:space="preserve">민속공예촌</w:t>
             </w:r>
           </w:p>
         </w:tc>
@@ -6632,7 +6632,7 @@
                 <w:sz w:val="17"/>
                 <w:szCs w:val="17"/>
               </w:rPr>
-              <w:t xml:space="preserve">역사·문화유산</w:t>
+              <w:t xml:space="preserve">문화유산·전통체험</w:t>
             </w:r>
           </w:p>
         </w:tc>
@@ -6658,7 +6658,7 @@
                 <w:sz w:val="17"/>
                 <w:szCs w:val="17"/>
               </w:rPr>
-              <w:t xml:space="preserve">26</w:t>
+              <w:t xml:space="preserve">10</w:t>
             </w:r>
           </w:p>
         </w:tc>
@@ -6710,7 +6710,7 @@
                 <w:sz w:val="17"/>
                 <w:szCs w:val="17"/>
               </w:rPr>
-              <w:t xml:space="preserve">90</w:t>
+              <w:t xml:space="preserve">70</w:t>
             </w:r>
           </w:p>
         </w:tc>
@@ -6736,7 +6736,7 @@
                 <w:sz w:val="17"/>
                 <w:szCs w:val="17"/>
               </w:rPr>
-              <w:t xml:space="preserve">11:36</w:t>
+              <w:t xml:space="preserve">11:20</w:t>
             </w:r>
           </w:p>
         </w:tc>
@@ -6762,7 +6762,7 @@
                 <w:sz w:val="17"/>
                 <w:szCs w:val="17"/>
               </w:rPr>
-              <w:t xml:space="preserve">13:06</w:t>
+              <w:t xml:space="preserve">12:30</w:t>
             </w:r>
           </w:p>
         </w:tc>
@@ -6842,7 +6842,7 @@
                 <w:sz w:val="17"/>
                 <w:szCs w:val="17"/>
               </w:rPr>
-              <w:t xml:space="preserve">석굴암</w:t>
+              <w:t xml:space="preserve">불국사</w:t>
             </w:r>
           </w:p>
         </w:tc>
@@ -6868,7 +6868,7 @@
                 <w:sz w:val="17"/>
                 <w:szCs w:val="17"/>
               </w:rPr>
-              <w:t xml:space="preserve">역사·문화유산</w:t>
+              <w:t xml:space="preserve">문화유산·전통체험</w:t>
             </w:r>
           </w:p>
         </w:tc>
@@ -6894,7 +6894,7 @@
                 <w:sz w:val="17"/>
                 <w:szCs w:val="17"/>
               </w:rPr>
-              <w:t xml:space="preserve">24</w:t>
+              <w:t xml:space="preserve">27</w:t>
             </w:r>
           </w:p>
         </w:tc>
@@ -6946,7 +6946,7 @@
                 <w:sz w:val="17"/>
                 <w:szCs w:val="17"/>
               </w:rPr>
-              <w:t xml:space="preserve">60</w:t>
+              <w:t xml:space="preserve">90</w:t>
             </w:r>
           </w:p>
         </w:tc>
@@ -6972,7 +6972,7 @@
                 <w:sz w:val="17"/>
                 <w:szCs w:val="17"/>
               </w:rPr>
-              <w:t xml:space="preserve">13:30</w:t>
+              <w:t xml:space="preserve">12:57</w:t>
             </w:r>
           </w:p>
         </w:tc>
@@ -6998,7 +6998,7 @@
                 <w:sz w:val="17"/>
                 <w:szCs w:val="17"/>
               </w:rPr>
-              <w:t xml:space="preserve">14:30</w:t>
+              <w:t xml:space="preserve">14:27</w:t>
             </w:r>
           </w:p>
         </w:tc>
@@ -7078,7 +7078,7 @@
                 <w:sz w:val="17"/>
                 <w:szCs w:val="17"/>
               </w:rPr>
-              <w:t xml:space="preserve">골굴사</w:t>
+              <w:t xml:space="preserve">석굴암</w:t>
             </w:r>
           </w:p>
         </w:tc>
@@ -7104,7 +7104,7 @@
                 <w:sz w:val="17"/>
                 <w:szCs w:val="17"/>
               </w:rPr>
-              <w:t xml:space="preserve">역사·문화유산</w:t>
+              <w:t xml:space="preserve">문화유산·전통체험</w:t>
             </w:r>
           </w:p>
         </w:tc>
@@ -7130,7 +7130,7 @@
                 <w:sz w:val="17"/>
                 <w:szCs w:val="17"/>
               </w:rPr>
-              <w:t xml:space="preserve">40</w:t>
+              <w:t xml:space="preserve">24</w:t>
             </w:r>
           </w:p>
         </w:tc>
@@ -7182,7 +7182,7 @@
                 <w:sz w:val="17"/>
                 <w:szCs w:val="17"/>
               </w:rPr>
-              <w:t xml:space="preserve">70</w:t>
+              <w:t xml:space="preserve">60</w:t>
             </w:r>
           </w:p>
         </w:tc>
@@ -7208,7 +7208,7 @@
                 <w:sz w:val="17"/>
                 <w:szCs w:val="17"/>
               </w:rPr>
-              <w:t xml:space="preserve">15:10</w:t>
+              <w:t xml:space="preserve">14:51</w:t>
             </w:r>
           </w:p>
         </w:tc>
@@ -7234,7 +7234,7 @@
                 <w:sz w:val="17"/>
                 <w:szCs w:val="17"/>
               </w:rPr>
-              <w:t xml:space="preserve">16:20</w:t>
+              <w:t xml:space="preserve">15:51</w:t>
             </w:r>
           </w:p>
         </w:tc>
@@ -7314,7 +7314,7 @@
                 <w:sz w:val="17"/>
                 <w:szCs w:val="17"/>
               </w:rPr>
-              <w:t xml:space="preserve">감포항</w:t>
+              <w:t xml:space="preserve">골굴사</w:t>
             </w:r>
           </w:p>
         </w:tc>
@@ -7340,7 +7340,7 @@
                 <w:sz w:val="17"/>
                 <w:szCs w:val="17"/>
               </w:rPr>
-              <w:t xml:space="preserve">로컬상권·먹거리</w:t>
+              <w:t xml:space="preserve">문화유산·전통체험</w:t>
             </w:r>
           </w:p>
         </w:tc>
@@ -7366,7 +7366,7 @@
                 <w:sz w:val="17"/>
                 <w:szCs w:val="17"/>
               </w:rPr>
-              <w:t xml:space="preserve">58</w:t>
+              <w:t xml:space="preserve">40</w:t>
             </w:r>
           </w:p>
         </w:tc>
@@ -7418,7 +7418,7 @@
                 <w:sz w:val="17"/>
                 <w:szCs w:val="17"/>
               </w:rPr>
-              <w:t xml:space="preserve">60</w:t>
+              <w:t xml:space="preserve">70</w:t>
             </w:r>
           </w:p>
         </w:tc>
@@ -7444,7 +7444,7 @@
                 <w:sz w:val="17"/>
                 <w:szCs w:val="17"/>
               </w:rPr>
-              <w:t xml:space="preserve">17:18</w:t>
+              <w:t xml:space="preserve">16:31</w:t>
             </w:r>
           </w:p>
         </w:tc>
@@ -7470,7 +7470,7 @@
                 <w:sz w:val="17"/>
                 <w:szCs w:val="17"/>
               </w:rPr>
-              <w:t xml:space="preserve">18:18</w:t>
+              <w:t xml:space="preserve">17:41</w:t>
             </w:r>
           </w:p>
         </w:tc>
@@ -7550,7 +7550,7 @@
                 <w:sz w:val="17"/>
                 <w:szCs w:val="17"/>
               </w:rPr>
-              <w:t xml:space="preserve">감은사지</w:t>
+              <w:t xml:space="preserve">나정고운모래해변</w:t>
             </w:r>
           </w:p>
         </w:tc>
@@ -7576,7 +7576,7 @@
                 <w:sz w:val="17"/>
                 <w:szCs w:val="17"/>
               </w:rPr>
-              <w:t xml:space="preserve">역사·문화유산</w:t>
+              <w:t xml:space="preserve">해양·자연경관</w:t>
             </w:r>
           </w:p>
         </w:tc>
@@ -7602,7 +7602,7 @@
                 <w:sz w:val="17"/>
                 <w:szCs w:val="17"/>
               </w:rPr>
-              <w:t xml:space="preserve">48</w:t>
+              <w:t xml:space="preserve">54</w:t>
             </w:r>
           </w:p>
         </w:tc>
@@ -7680,7 +7680,7 @@
                 <w:sz w:val="17"/>
                 <w:szCs w:val="17"/>
               </w:rPr>
-              <w:t xml:space="preserve">19:06</w:t>
+              <w:t xml:space="preserve">18:35</w:t>
             </w:r>
           </w:p>
         </w:tc>
@@ -7706,7 +7706,7 @@
                 <w:sz w:val="17"/>
                 <w:szCs w:val="17"/>
               </w:rPr>
-              <w:t xml:space="preserve">19:46</w:t>
+              <w:t xml:space="preserve">19:15</w:t>
             </w:r>
           </w:p>
         </w:tc>
@@ -7786,7 +7786,7 @@
                 <w:sz w:val="17"/>
                 <w:szCs w:val="17"/>
               </w:rPr>
-              <w:t xml:space="preserve">문무대왕릉</w:t>
+              <w:t xml:space="preserve">감은사지</w:t>
             </w:r>
           </w:p>
         </w:tc>
@@ -7812,7 +7812,7 @@
                 <w:sz w:val="17"/>
                 <w:szCs w:val="17"/>
               </w:rPr>
-              <w:t xml:space="preserve">해양·자연경관</w:t>
+              <w:t xml:space="preserve">문화유산·전통체험</w:t>
             </w:r>
           </w:p>
         </w:tc>
@@ -7838,7 +7838,7 @@
                 <w:sz w:val="17"/>
                 <w:szCs w:val="17"/>
               </w:rPr>
-              <w:t xml:space="preserve">16</w:t>
+              <w:t xml:space="preserve">34</w:t>
             </w:r>
           </w:p>
         </w:tc>
@@ -7916,7 +7916,7 @@
                 <w:sz w:val="17"/>
                 <w:szCs w:val="17"/>
               </w:rPr>
-              <w:t xml:space="preserve">20:02</w:t>
+              <w:t xml:space="preserve">19:49</w:t>
             </w:r>
           </w:p>
         </w:tc>
@@ -7942,7 +7942,7 @@
                 <w:sz w:val="17"/>
                 <w:szCs w:val="17"/>
               </w:rPr>
-              <w:t xml:space="preserve">20:42</w:t>
+              <w:t xml:space="preserve">20:29</w:t>
             </w:r>
           </w:p>
         </w:tc>
@@ -8022,7 +8022,7 @@
                 <w:sz w:val="17"/>
                 <w:szCs w:val="17"/>
               </w:rPr>
-              <w:t xml:space="preserve">경주 양남 주상절리</w:t>
+              <w:t xml:space="preserve">경주 감은사지동서삼층석탑</w:t>
             </w:r>
           </w:p>
         </w:tc>
@@ -8048,7 +8048,7 @@
                 <w:sz w:val="17"/>
                 <w:szCs w:val="17"/>
               </w:rPr>
-              <w:t xml:space="preserve">해양·자연경관</w:t>
+              <w:t xml:space="preserve">문화유산·전통체험</w:t>
             </w:r>
           </w:p>
         </w:tc>
@@ -8126,7 +8126,7 @@
                 <w:sz w:val="17"/>
                 <w:szCs w:val="17"/>
               </w:rPr>
-              <w:t xml:space="preserve">50</w:t>
+              <w:t xml:space="preserve">60</w:t>
             </w:r>
           </w:p>
         </w:tc>
@@ -8178,7 +8178,7 @@
                 <w:sz w:val="17"/>
                 <w:szCs w:val="17"/>
               </w:rPr>
-              <w:t xml:space="preserve">09:50</w:t>
+              <w:t xml:space="preserve">10:00</w:t>
             </w:r>
           </w:p>
         </w:tc>
@@ -8258,7 +8258,7 @@
                 <w:sz w:val="17"/>
                 <w:szCs w:val="17"/>
               </w:rPr>
-              <w:t xml:space="preserve">양남 주상절리 파도소리길</w:t>
+              <w:t xml:space="preserve">문무대왕릉</w:t>
             </w:r>
           </w:p>
         </w:tc>
@@ -8310,7 +8310,7 @@
                 <w:sz w:val="17"/>
                 <w:szCs w:val="17"/>
               </w:rPr>
-              <w:t xml:space="preserve">10</w:t>
+              <w:t xml:space="preserve">16</w:t>
             </w:r>
           </w:p>
         </w:tc>
@@ -8362,7 +8362,7 @@
                 <w:sz w:val="17"/>
                 <w:szCs w:val="17"/>
               </w:rPr>
-              <w:t xml:space="preserve">60</w:t>
+              <w:t xml:space="preserve">40</w:t>
             </w:r>
           </w:p>
         </w:tc>
@@ -8388,7 +8388,7 @@
                 <w:sz w:val="17"/>
                 <w:szCs w:val="17"/>
               </w:rPr>
-              <w:t xml:space="preserve">10:00</w:t>
+              <w:t xml:space="preserve">10:16</w:t>
             </w:r>
           </w:p>
         </w:tc>
@@ -8414,7 +8414,7 @@
                 <w:sz w:val="17"/>
                 <w:szCs w:val="17"/>
               </w:rPr>
-              <w:t xml:space="preserve">11:00</w:t>
+              <w:t xml:space="preserve">10:56</w:t>
             </w:r>
           </w:p>
         </w:tc>
@@ -8494,7 +8494,7 @@
                 <w:sz w:val="17"/>
                 <w:szCs w:val="17"/>
               </w:rPr>
-              <w:t xml:space="preserve">기림사</w:t>
+              <w:t xml:space="preserve">경주 양남 주상절리</w:t>
             </w:r>
           </w:p>
         </w:tc>
@@ -8520,7 +8520,7 @@
                 <w:sz w:val="17"/>
                 <w:szCs w:val="17"/>
               </w:rPr>
-              <w:t xml:space="preserve">역사·문화유산</w:t>
+              <w:t xml:space="preserve">해양·자연경관</w:t>
             </w:r>
           </w:p>
         </w:tc>
@@ -8546,7 +8546,7 @@
                 <w:sz w:val="17"/>
                 <w:szCs w:val="17"/>
               </w:rPr>
-              <w:t xml:space="preserve">101</w:t>
+              <w:t xml:space="preserve">42</w:t>
             </w:r>
           </w:p>
         </w:tc>
@@ -8598,7 +8598,7 @@
                 <w:sz w:val="17"/>
                 <w:szCs w:val="17"/>
               </w:rPr>
-              <w:t xml:space="preserve">70</w:t>
+              <w:t xml:space="preserve">50</w:t>
             </w:r>
           </w:p>
         </w:tc>
@@ -8624,7 +8624,7 @@
                 <w:sz w:val="17"/>
                 <w:szCs w:val="17"/>
               </w:rPr>
-              <w:t xml:space="preserve">12:41</w:t>
+              <w:t xml:space="preserve">11:38</w:t>
             </w:r>
           </w:p>
         </w:tc>
@@ -8650,7 +8650,7 @@
                 <w:sz w:val="17"/>
                 <w:szCs w:val="17"/>
               </w:rPr>
-              <w:t xml:space="preserve">13:51</w:t>
+              <w:t xml:space="preserve">12:28</w:t>
             </w:r>
           </w:p>
         </w:tc>
@@ -8730,7 +8730,7 @@
                 <w:sz w:val="17"/>
                 <w:szCs w:val="17"/>
               </w:rPr>
-              <w:t xml:space="preserve">무장사지</w:t>
+              <w:t xml:space="preserve">양남 주상절리 파도소리길</w:t>
             </w:r>
           </w:p>
         </w:tc>
@@ -8756,7 +8756,7 @@
                 <w:sz w:val="17"/>
                 <w:szCs w:val="17"/>
               </w:rPr>
-              <w:t xml:space="preserve">역사·문화유산</w:t>
+              <w:t xml:space="preserve">해양·자연경관</w:t>
             </w:r>
           </w:p>
         </w:tc>
@@ -8782,7 +8782,7 @@
                 <w:sz w:val="17"/>
                 <w:szCs w:val="17"/>
               </w:rPr>
-              <w:t xml:space="preserve">46</w:t>
+              <w:t xml:space="preserve">10</w:t>
             </w:r>
           </w:p>
         </w:tc>
@@ -8860,7 +8860,7 @@
                 <w:sz w:val="17"/>
                 <w:szCs w:val="17"/>
               </w:rPr>
-              <w:t xml:space="preserve">14:37</w:t>
+              <w:t xml:space="preserve">12:38</w:t>
             </w:r>
           </w:p>
         </w:tc>
@@ -8886,7 +8886,7 @@
                 <w:sz w:val="17"/>
                 <w:szCs w:val="17"/>
               </w:rPr>
-              <w:t xml:space="preserve">15:37</w:t>
+              <w:t xml:space="preserve">13:38</w:t>
             </w:r>
           </w:p>
         </w:tc>
@@ -8966,7 +8966,7 @@
                 <w:sz w:val="17"/>
                 <w:szCs w:val="17"/>
               </w:rPr>
-              <w:t xml:space="preserve">보문관광단지</w:t>
+              <w:t xml:space="preserve">감포항</w:t>
             </w:r>
           </w:p>
         </w:tc>
@@ -8992,7 +8992,7 @@
                 <w:sz w:val="17"/>
                 <w:szCs w:val="17"/>
               </w:rPr>
-              <w:t xml:space="preserve">힐링·생태·체험</w:t>
+              <w:t xml:space="preserve">로컬상권·먹거리</w:t>
             </w:r>
           </w:p>
         </w:tc>
@@ -9018,7 +9018,7 @@
                 <w:sz w:val="17"/>
                 <w:szCs w:val="17"/>
               </w:rPr>
-              <w:t xml:space="preserve">54</w:t>
+              <w:t xml:space="preserve">78</w:t>
             </w:r>
           </w:p>
         </w:tc>
@@ -9096,7 +9096,7 @@
                 <w:sz w:val="17"/>
                 <w:szCs w:val="17"/>
               </w:rPr>
-              <w:t xml:space="preserve">16:31</w:t>
+              <w:t xml:space="preserve">14:56</w:t>
             </w:r>
           </w:p>
         </w:tc>
@@ -9122,7 +9122,243 @@
                 <w:sz w:val="17"/>
                 <w:szCs w:val="17"/>
               </w:rPr>
-              <w:t xml:space="preserve">17:31</w:t>
+              <w:t xml:space="preserve">15:56</w:t>
+            </w:r>
+          </w:p>
+        </w:tc>
+      </w:tr>
+      <w:tr>
+        <w:tc>
+          <w:tcPr>
+            <w:tcW w:type="dxa" w:w="560"/>
+            <w:tcMar>
+              <w:top w:type="dxa" w:w="60"/>
+              <w:left w:type="dxa" w:w="90"/>
+              <w:bottom w:type="dxa" w:w="60"/>
+              <w:right w:type="dxa" w:w="90"/>
+            </w:tcMar>
+          </w:tcPr>
+          <w:p>
+            <w:pPr>
+              <w:spacing w:after="0" w:line="240"/>
+            </w:pPr>
+            <w:r>
+              <w:rPr>
+                <w:rFonts w:ascii="Malgun Gothic" w:cs="Malgun Gothic" w:eastAsia="Malgun Gothic" w:hAnsi="Malgun Gothic"/>
+                <w:b w:val="false"/>
+                <w:bCs w:val="false"/>
+                <w:sz w:val="17"/>
+                <w:szCs w:val="17"/>
+              </w:rPr>
+              <w:t xml:space="preserve">3</w:t>
+            </w:r>
+          </w:p>
+        </w:tc>
+        <w:tc>
+          <w:tcPr>
+            <w:tcW w:type="dxa" w:w="480"/>
+            <w:tcMar>
+              <w:top w:type="dxa" w:w="60"/>
+              <w:left w:type="dxa" w:w="90"/>
+              <w:bottom w:type="dxa" w:w="60"/>
+              <w:right w:type="dxa" w:w="90"/>
+            </w:tcMar>
+          </w:tcPr>
+          <w:p>
+            <w:pPr>
+              <w:spacing w:after="0" w:line="240"/>
+            </w:pPr>
+            <w:r>
+              <w:rPr>
+                <w:rFonts w:ascii="Malgun Gothic" w:cs="Malgun Gothic" w:eastAsia="Malgun Gothic" w:hAnsi="Malgun Gothic"/>
+                <w:b w:val="false"/>
+                <w:bCs w:val="false"/>
+                <w:sz w:val="17"/>
+                <w:szCs w:val="17"/>
+              </w:rPr>
+              <w:t xml:space="preserve">6</w:t>
+            </w:r>
+          </w:p>
+        </w:tc>
+        <w:tc>
+          <w:tcPr>
+            <w:tcW w:type="dxa" w:w="2700"/>
+            <w:tcMar>
+              <w:top w:type="dxa" w:w="60"/>
+              <w:left w:type="dxa" w:w="90"/>
+              <w:bottom w:type="dxa" w:w="60"/>
+              <w:right w:type="dxa" w:w="90"/>
+            </w:tcMar>
+          </w:tcPr>
+          <w:p>
+            <w:pPr>
+              <w:spacing w:after="0" w:line="240"/>
+            </w:pPr>
+            <w:r>
+              <w:rPr>
+                <w:rFonts w:ascii="Malgun Gothic" w:cs="Malgun Gothic" w:eastAsia="Malgun Gothic" w:hAnsi="Malgun Gothic"/>
+                <w:b w:val="false"/>
+                <w:bCs w:val="false"/>
+                <w:sz w:val="17"/>
+                <w:szCs w:val="17"/>
+              </w:rPr>
+              <w:t xml:space="preserve">송대말등대</w:t>
+            </w:r>
+          </w:p>
+        </w:tc>
+        <w:tc>
+          <w:tcPr>
+            <w:tcW w:type="dxa" w:w="1700"/>
+            <w:tcMar>
+              <w:top w:type="dxa" w:w="60"/>
+              <w:left w:type="dxa" w:w="90"/>
+              <w:bottom w:type="dxa" w:w="60"/>
+              <w:right w:type="dxa" w:w="90"/>
+            </w:tcMar>
+          </w:tcPr>
+          <w:p>
+            <w:pPr>
+              <w:spacing w:after="0" w:line="240"/>
+            </w:pPr>
+            <w:r>
+              <w:rPr>
+                <w:rFonts w:ascii="Malgun Gothic" w:cs="Malgun Gothic" w:eastAsia="Malgun Gothic" w:hAnsi="Malgun Gothic"/>
+                <w:b w:val="false"/>
+                <w:bCs w:val="false"/>
+                <w:sz w:val="17"/>
+                <w:szCs w:val="17"/>
+              </w:rPr>
+              <w:t xml:space="preserve">테마파크·액티비티</w:t>
+            </w:r>
+          </w:p>
+        </w:tc>
+        <w:tc>
+          <w:tcPr>
+            <w:tcW w:type="dxa" w:w="640"/>
+            <w:tcMar>
+              <w:top w:type="dxa" w:w="60"/>
+              <w:left w:type="dxa" w:w="90"/>
+              <w:bottom w:type="dxa" w:w="60"/>
+              <w:right w:type="dxa" w:w="90"/>
+            </w:tcMar>
+          </w:tcPr>
+          <w:p>
+            <w:pPr>
+              <w:spacing w:after="0" w:line="240"/>
+            </w:pPr>
+            <w:r>
+              <w:rPr>
+                <w:rFonts w:ascii="Malgun Gothic" w:cs="Malgun Gothic" w:eastAsia="Malgun Gothic" w:hAnsi="Malgun Gothic"/>
+                <w:b w:val="false"/>
+                <w:bCs w:val="false"/>
+                <w:sz w:val="17"/>
+                <w:szCs w:val="17"/>
+              </w:rPr>
+              <w:t xml:space="preserve">10</w:t>
+            </w:r>
+          </w:p>
+        </w:tc>
+        <w:tc>
+          <w:tcPr>
+            <w:tcW w:type="dxa" w:w="640"/>
+            <w:tcMar>
+              <w:top w:type="dxa" w:w="60"/>
+              <w:left w:type="dxa" w:w="90"/>
+              <w:bottom w:type="dxa" w:w="60"/>
+              <w:right w:type="dxa" w:w="90"/>
+            </w:tcMar>
+          </w:tcPr>
+          <w:p>
+            <w:pPr>
+              <w:spacing w:after="0" w:line="240"/>
+            </w:pPr>
+            <w:r>
+              <w:rPr>
+                <w:rFonts w:ascii="Malgun Gothic" w:cs="Malgun Gothic" w:eastAsia="Malgun Gothic" w:hAnsi="Malgun Gothic"/>
+                <w:b w:val="false"/>
+                <w:bCs w:val="false"/>
+                <w:sz w:val="17"/>
+                <w:szCs w:val="17"/>
+              </w:rPr>
+              <w:t xml:space="preserve">0</w:t>
+            </w:r>
+          </w:p>
+        </w:tc>
+        <w:tc>
+          <w:tcPr>
+            <w:tcW w:type="dxa" w:w="640"/>
+            <w:tcMar>
+              <w:top w:type="dxa" w:w="60"/>
+              <w:left w:type="dxa" w:w="90"/>
+              <w:bottom w:type="dxa" w:w="60"/>
+              <w:right w:type="dxa" w:w="90"/>
+            </w:tcMar>
+          </w:tcPr>
+          <w:p>
+            <w:pPr>
+              <w:spacing w:after="0" w:line="240"/>
+            </w:pPr>
+            <w:r>
+              <w:rPr>
+                <w:rFonts w:ascii="Malgun Gothic" w:cs="Malgun Gothic" w:eastAsia="Malgun Gothic" w:hAnsi="Malgun Gothic"/>
+                <w:b w:val="false"/>
+                <w:bCs w:val="false"/>
+                <w:sz w:val="17"/>
+                <w:szCs w:val="17"/>
+              </w:rPr>
+              <w:t xml:space="preserve">90</w:t>
+            </w:r>
+          </w:p>
+        </w:tc>
+        <w:tc>
+          <w:tcPr>
+            <w:tcW w:type="dxa" w:w="1000"/>
+            <w:tcMar>
+              <w:top w:type="dxa" w:w="60"/>
+              <w:left w:type="dxa" w:w="90"/>
+              <w:bottom w:type="dxa" w:w="60"/>
+              <w:right w:type="dxa" w:w="90"/>
+            </w:tcMar>
+          </w:tcPr>
+          <w:p>
+            <w:pPr>
+              <w:spacing w:after="0" w:line="240"/>
+            </w:pPr>
+            <w:r>
+              <w:rPr>
+                <w:rFonts w:ascii="Malgun Gothic" w:cs="Malgun Gothic" w:eastAsia="Malgun Gothic" w:hAnsi="Malgun Gothic"/>
+                <w:b w:val="false"/>
+                <w:bCs w:val="false"/>
+                <w:sz w:val="17"/>
+                <w:szCs w:val="17"/>
+              </w:rPr>
+              <w:t xml:space="preserve">16:06</w:t>
+            </w:r>
+          </w:p>
+        </w:tc>
+        <w:tc>
+          <w:tcPr>
+            <w:tcW w:type="dxa" w:w="1000"/>
+            <w:tcMar>
+              <w:top w:type="dxa" w:w="60"/>
+              <w:left w:type="dxa" w:w="90"/>
+              <w:bottom w:type="dxa" w:w="60"/>
+              <w:right w:type="dxa" w:w="90"/>
+            </w:tcMar>
+          </w:tcPr>
+          <w:p>
+            <w:pPr>
+              <w:spacing w:after="0" w:line="240"/>
+            </w:pPr>
+            <w:r>
+              <w:rPr>
+                <w:rFonts w:ascii="Malgun Gothic" w:cs="Malgun Gothic" w:eastAsia="Malgun Gothic" w:hAnsi="Malgun Gothic"/>
+                <w:b w:val="false"/>
+                <w:bCs w:val="false"/>
+                <w:sz w:val="17"/>
+                <w:szCs w:val="17"/>
+              </w:rPr>
+              <w:t xml:space="preserve">17:36</w:t>
             </w:r>
           </w:p>
         </w:tc>

--- a/체류시간 산정/체류시간_산정_로직_설명.docx
+++ b/체류시간 산정/체류시간_산정_로직_설명.docx
@@ -58,7 +58,7 @@
           <w:sz w:val="18"/>
           <w:szCs w:val="18"/>
         </w:rPr>
-        <w:t xml:space="preserve">작성일 2026-09-27 · 기준 브랜치 claude/brave-dirac-zmdr4p (09-27 내보내기본 · 장소 2,711곳)</w:t>
+        <w:t xml:space="preserve">작성일 2026-09-27 · 기준 브랜치 claude/brave-dirac-zmdr4p (09-27 2차 내보내기본 · 장소 3,118곳)</w:t>
       </w:r>
     </w:p>
     <w:p>
@@ -200,7 +200,7 @@
                 <w:sz w:val="17"/>
                 <w:szCs w:val="17"/>
               </w:rPr>
-              <w:t xml:space="preserve">장소 2,711곳의 권장 체류 분, 운영시간 파싱 결과, 배지, 자동 코스 후보 여부</w:t>
+              <w:t xml:space="preserve">장소 3,118곳의 권장 체류 분, 운영시간 파싱 결과, 배지, 자동 코스 후보 여부</w:t>
             </w:r>
           </w:p>
         </w:tc>
@@ -665,7 +665,7 @@
           <w:sz w:val="20"/>
           <w:szCs w:val="20"/>
         </w:rPr>
-        <w:t xml:space="preserve">전 장소 2,711곳 중 체류 값이 0 인 곳은 1곳, 자동 코스 후보(체류 &gt; 0 이고 숙박이 아님)는 2,142곳입니다. 분류별 분포는 다음과 같습니다.</w:t>
+        <w:t xml:space="preserve">전 장소 3,118곳 중 체류 값이 0 인 곳은 1곳, 자동 코스 후보(체류 &gt; 0 이고 숙박이 아님)는 2,549곳입니다. 분류별 분포는 다음과 같습니다.</w:t>
       </w:r>
     </w:p>
     <w:tbl>
@@ -1058,7 +1058,7 @@
                 <w:sz w:val="17"/>
                 <w:szCs w:val="17"/>
               </w:rPr>
-              <w:t xml:space="preserve">숙박</w:t>
+              <w:t xml:space="preserve">힐링·생태·체험</w:t>
             </w:r>
           </w:p>
         </w:tc>
@@ -1084,7 +1084,7 @@
                 <w:sz w:val="17"/>
                 <w:szCs w:val="17"/>
               </w:rPr>
-              <w:t xml:space="preserve">569</w:t>
+              <w:t xml:space="preserve">694</w:t>
             </w:r>
           </w:p>
         </w:tc>
@@ -1136,7 +1136,7 @@
                 <w:sz w:val="17"/>
                 <w:szCs w:val="17"/>
               </w:rPr>
-              <w:t xml:space="preserve">30</w:t>
+              <w:t xml:space="preserve">60</w:t>
             </w:r>
           </w:p>
         </w:tc>
@@ -1162,168 +1162,168 @@
                 <w:sz w:val="17"/>
                 <w:szCs w:val="17"/>
               </w:rPr>
+              <w:t xml:space="preserve">73</w:t>
+            </w:r>
+          </w:p>
+        </w:tc>
+        <w:tc>
+          <w:tcPr>
+            <w:tcW w:type="dxa" w:w="620"/>
+            <w:tcMar>
+              <w:top w:type="dxa" w:w="60"/>
+              <w:left w:type="dxa" w:w="90"/>
+              <w:bottom w:type="dxa" w:w="60"/>
+              <w:right w:type="dxa" w:w="90"/>
+            </w:tcMar>
+          </w:tcPr>
+          <w:p>
+            <w:pPr>
+              <w:spacing w:after="0" w:line="240"/>
+            </w:pPr>
+            <w:r>
+              <w:rPr>
+                <w:rFonts w:ascii="Malgun Gothic" w:cs="Malgun Gothic" w:eastAsia="Malgun Gothic" w:hAnsi="Malgun Gothic"/>
+                <w:b w:val="false"/>
+                <w:bCs w:val="false"/>
+                <w:sz w:val="17"/>
+                <w:szCs w:val="17"/>
+              </w:rPr>
+              <w:t xml:space="preserve">480</w:t>
+            </w:r>
+          </w:p>
+        </w:tc>
+        <w:tc>
+          <w:tcPr>
+            <w:tcW w:type="dxa" w:w="560"/>
+            <w:tcMar>
+              <w:top w:type="dxa" w:w="60"/>
+              <w:left w:type="dxa" w:w="90"/>
+              <w:bottom w:type="dxa" w:w="60"/>
+              <w:right w:type="dxa" w:w="90"/>
+            </w:tcMar>
+          </w:tcPr>
+          <w:p>
+            <w:pPr>
+              <w:spacing w:after="0" w:line="240"/>
+            </w:pPr>
+            <w:r>
+              <w:rPr>
+                <w:rFonts w:ascii="Malgun Gothic" w:cs="Malgun Gothic" w:eastAsia="Malgun Gothic" w:hAnsi="Malgun Gothic"/>
+                <w:b w:val="false"/>
+                <w:bCs w:val="false"/>
+                <w:sz w:val="17"/>
+                <w:szCs w:val="17"/>
+              </w:rPr>
+              <w:t xml:space="preserve">3</w:t>
+            </w:r>
+          </w:p>
+        </w:tc>
+        <w:tc>
+          <w:tcPr>
+            <w:tcW w:type="dxa" w:w="680"/>
+            <w:tcMar>
+              <w:top w:type="dxa" w:w="60"/>
+              <w:left w:type="dxa" w:w="90"/>
+              <w:bottom w:type="dxa" w:w="60"/>
+              <w:right w:type="dxa" w:w="90"/>
+            </w:tcMar>
+          </w:tcPr>
+          <w:p>
+            <w:pPr>
+              <w:spacing w:after="0" w:line="240"/>
+            </w:pPr>
+            <w:r>
+              <w:rPr>
+                <w:rFonts w:ascii="Malgun Gothic" w:cs="Malgun Gothic" w:eastAsia="Malgun Gothic" w:hAnsi="Malgun Gothic"/>
+                <w:b w:val="false"/>
+                <w:bCs w:val="false"/>
+                <w:sz w:val="17"/>
+                <w:szCs w:val="17"/>
+              </w:rPr>
+              <w:t xml:space="preserve">471</w:t>
+            </w:r>
+          </w:p>
+        </w:tc>
+        <w:tc>
+          <w:tcPr>
+            <w:tcW w:type="dxa" w:w="680"/>
+            <w:tcMar>
+              <w:top w:type="dxa" w:w="60"/>
+              <w:left w:type="dxa" w:w="90"/>
+              <w:bottom w:type="dxa" w:w="60"/>
+              <w:right w:type="dxa" w:w="90"/>
+            </w:tcMar>
+          </w:tcPr>
+          <w:p>
+            <w:pPr>
+              <w:spacing w:after="0" w:line="240"/>
+            </w:pPr>
+            <w:r>
+              <w:rPr>
+                <w:rFonts w:ascii="Malgun Gothic" w:cs="Malgun Gothic" w:eastAsia="Malgun Gothic" w:hAnsi="Malgun Gothic"/>
+                <w:b w:val="false"/>
+                <w:bCs w:val="false"/>
+                <w:sz w:val="17"/>
+                <w:szCs w:val="17"/>
+              </w:rPr>
+              <w:t xml:space="preserve">134</w:t>
+            </w:r>
+          </w:p>
+        </w:tc>
+        <w:tc>
+          <w:tcPr>
+            <w:tcW w:type="dxa" w:w="720"/>
+            <w:tcMar>
+              <w:top w:type="dxa" w:w="60"/>
+              <w:left w:type="dxa" w:w="90"/>
+              <w:bottom w:type="dxa" w:w="60"/>
+              <w:right w:type="dxa" w:w="90"/>
+            </w:tcMar>
+          </w:tcPr>
+          <w:p>
+            <w:pPr>
+              <w:spacing w:after="0" w:line="240"/>
+            </w:pPr>
+            <w:r>
+              <w:rPr>
+                <w:rFonts w:ascii="Malgun Gothic" w:cs="Malgun Gothic" w:eastAsia="Malgun Gothic" w:hAnsi="Malgun Gothic"/>
+                <w:b w:val="false"/>
+                <w:bCs w:val="false"/>
+                <w:sz w:val="17"/>
+                <w:szCs w:val="17"/>
+              </w:rPr>
+              <w:t xml:space="preserve">44</w:t>
+            </w:r>
+          </w:p>
+        </w:tc>
+        <w:tc>
+          <w:tcPr>
+            <w:tcW w:type="dxa" w:w="760"/>
+            <w:tcMar>
+              <w:top w:type="dxa" w:w="60"/>
+              <w:left w:type="dxa" w:w="90"/>
+              <w:bottom w:type="dxa" w:w="60"/>
+              <w:right w:type="dxa" w:w="90"/>
+            </w:tcMar>
+          </w:tcPr>
+          <w:p>
+            <w:pPr>
+              <w:spacing w:after="0" w:line="240"/>
+            </w:pPr>
+            <w:r>
+              <w:rPr>
+                <w:rFonts w:ascii="Malgun Gothic" w:cs="Malgun Gothic" w:eastAsia="Malgun Gothic" w:hAnsi="Malgun Gothic"/>
+                <w:b w:val="false"/>
+                <w:bCs w:val="false"/>
+                <w:sz w:val="17"/>
+                <w:szCs w:val="17"/>
+              </w:rPr>
               <w:t xml:space="preserve">31</w:t>
             </w:r>
           </w:p>
         </w:tc>
         <w:tc>
           <w:tcPr>
-            <w:tcW w:type="dxa" w:w="620"/>
-            <w:tcMar>
-              <w:top w:type="dxa" w:w="60"/>
-              <w:left w:type="dxa" w:w="90"/>
-              <w:bottom w:type="dxa" w:w="60"/>
-              <w:right w:type="dxa" w:w="90"/>
-            </w:tcMar>
-          </w:tcPr>
-          <w:p>
-            <w:pPr>
-              <w:spacing w:after="0" w:line="240"/>
-            </w:pPr>
-            <w:r>
-              <w:rPr>
-                <w:rFonts w:ascii="Malgun Gothic" w:cs="Malgun Gothic" w:eastAsia="Malgun Gothic" w:hAnsi="Malgun Gothic"/>
-                <w:b w:val="false"/>
-                <w:bCs w:val="false"/>
-                <w:sz w:val="17"/>
-                <w:szCs w:val="17"/>
-              </w:rPr>
-              <w:t xml:space="preserve">180</w:t>
-            </w:r>
-          </w:p>
-        </w:tc>
-        <w:tc>
-          <w:tcPr>
-            <w:tcW w:type="dxa" w:w="560"/>
-            <w:tcMar>
-              <w:top w:type="dxa" w:w="60"/>
-              <w:left w:type="dxa" w:w="90"/>
-              <w:bottom w:type="dxa" w:w="60"/>
-              <w:right w:type="dxa" w:w="90"/>
-            </w:tcMar>
-          </w:tcPr>
-          <w:p>
-            <w:pPr>
-              <w:spacing w:after="0" w:line="240"/>
-            </w:pPr>
-            <w:r>
-              <w:rPr>
-                <w:rFonts w:ascii="Malgun Gothic" w:cs="Malgun Gothic" w:eastAsia="Malgun Gothic" w:hAnsi="Malgun Gothic"/>
-                <w:b w:val="false"/>
-                <w:bCs w:val="false"/>
-                <w:sz w:val="17"/>
-                <w:szCs w:val="17"/>
-              </w:rPr>
-              <w:t xml:space="preserve">564</w:t>
-            </w:r>
-          </w:p>
-        </w:tc>
-        <w:tc>
-          <w:tcPr>
-            <w:tcW w:type="dxa" w:w="680"/>
-            <w:tcMar>
-              <w:top w:type="dxa" w:w="60"/>
-              <w:left w:type="dxa" w:w="90"/>
-              <w:bottom w:type="dxa" w:w="60"/>
-              <w:right w:type="dxa" w:w="90"/>
-            </w:tcMar>
-          </w:tcPr>
-          <w:p>
-            <w:pPr>
-              <w:spacing w:after="0" w:line="240"/>
-            </w:pPr>
-            <w:r>
-              <w:rPr>
-                <w:rFonts w:ascii="Malgun Gothic" w:cs="Malgun Gothic" w:eastAsia="Malgun Gothic" w:hAnsi="Malgun Gothic"/>
-                <w:b w:val="false"/>
-                <w:bCs w:val="false"/>
-                <w:sz w:val="17"/>
-                <w:szCs w:val="17"/>
-              </w:rPr>
-              <w:t xml:space="preserve">0</w:t>
-            </w:r>
-          </w:p>
-        </w:tc>
-        <w:tc>
-          <w:tcPr>
-            <w:tcW w:type="dxa" w:w="680"/>
-            <w:tcMar>
-              <w:top w:type="dxa" w:w="60"/>
-              <w:left w:type="dxa" w:w="90"/>
-              <w:bottom w:type="dxa" w:w="60"/>
-              <w:right w:type="dxa" w:w="90"/>
-            </w:tcMar>
-          </w:tcPr>
-          <w:p>
-            <w:pPr>
-              <w:spacing w:after="0" w:line="240"/>
-            </w:pPr>
-            <w:r>
-              <w:rPr>
-                <w:rFonts w:ascii="Malgun Gothic" w:cs="Malgun Gothic" w:eastAsia="Malgun Gothic" w:hAnsi="Malgun Gothic"/>
-                <w:b w:val="false"/>
-                <w:bCs w:val="false"/>
-                <w:sz w:val="17"/>
-                <w:szCs w:val="17"/>
-              </w:rPr>
-              <w:t xml:space="preserve">0</w:t>
-            </w:r>
-          </w:p>
-        </w:tc>
-        <w:tc>
-          <w:tcPr>
-            <w:tcW w:type="dxa" w:w="720"/>
-            <w:tcMar>
-              <w:top w:type="dxa" w:w="60"/>
-              <w:left w:type="dxa" w:w="90"/>
-              <w:bottom w:type="dxa" w:w="60"/>
-              <w:right w:type="dxa" w:w="90"/>
-            </w:tcMar>
-          </w:tcPr>
-          <w:p>
-            <w:pPr>
-              <w:spacing w:after="0" w:line="240"/>
-            </w:pPr>
-            <w:r>
-              <w:rPr>
-                <w:rFonts w:ascii="Malgun Gothic" w:cs="Malgun Gothic" w:eastAsia="Malgun Gothic" w:hAnsi="Malgun Gothic"/>
-                <w:b w:val="false"/>
-                <w:bCs w:val="false"/>
-                <w:sz w:val="17"/>
-                <w:szCs w:val="17"/>
-              </w:rPr>
-              <w:t xml:space="preserve">0</w:t>
-            </w:r>
-          </w:p>
-        </w:tc>
-        <w:tc>
-          <w:tcPr>
-            <w:tcW w:type="dxa" w:w="760"/>
-            <w:tcMar>
-              <w:top w:type="dxa" w:w="60"/>
-              <w:left w:type="dxa" w:w="90"/>
-              <w:bottom w:type="dxa" w:w="60"/>
-              <w:right w:type="dxa" w:w="90"/>
-            </w:tcMar>
-          </w:tcPr>
-          <w:p>
-            <w:pPr>
-              <w:spacing w:after="0" w:line="240"/>
-            </w:pPr>
-            <w:r>
-              <w:rPr>
-                <w:rFonts w:ascii="Malgun Gothic" w:cs="Malgun Gothic" w:eastAsia="Malgun Gothic" w:hAnsi="Malgun Gothic"/>
-                <w:b w:val="false"/>
-                <w:bCs w:val="false"/>
-                <w:sz w:val="17"/>
-                <w:szCs w:val="17"/>
-              </w:rPr>
-              <w:t xml:space="preserve">4</w:t>
-            </w:r>
-          </w:p>
-        </w:tc>
-        <w:tc>
-          <w:tcPr>
             <w:tcW w:type="dxa" w:w="700"/>
             <w:tcMar>
               <w:top w:type="dxa" w:w="60"/>
@@ -1344,7 +1344,7 @@
                 <w:sz w:val="17"/>
                 <w:szCs w:val="17"/>
               </w:rPr>
-              <w:t xml:space="preserve">0</w:t>
+              <w:t xml:space="preserve">11</w:t>
             </w:r>
           </w:p>
         </w:tc>
@@ -1398,7 +1398,7 @@
                 <w:sz w:val="17"/>
                 <w:szCs w:val="17"/>
               </w:rPr>
-              <w:t xml:space="preserve">527</w:t>
+              <w:t xml:space="preserve">646</w:t>
             </w:r>
           </w:p>
         </w:tc>
@@ -1476,7 +1476,7 @@
                 <w:sz w:val="17"/>
                 <w:szCs w:val="17"/>
               </w:rPr>
-              <w:t xml:space="preserve">63</w:t>
+              <w:t xml:space="preserve">62</w:t>
             </w:r>
           </w:p>
         </w:tc>
@@ -1554,7 +1554,7 @@
                 <w:sz w:val="17"/>
                 <w:szCs w:val="17"/>
               </w:rPr>
-              <w:t xml:space="preserve">374</w:t>
+              <w:t xml:space="preserve">493</w:t>
             </w:r>
           </w:p>
         </w:tc>
@@ -1686,7 +1686,7 @@
                 <w:sz w:val="17"/>
                 <w:szCs w:val="17"/>
               </w:rPr>
-              <w:t xml:space="preserve">힐링·생태·체험</w:t>
+              <w:t xml:space="preserve">숙박</w:t>
             </w:r>
           </w:p>
         </w:tc>
@@ -1712,7 +1712,7 @@
                 <w:sz w:val="17"/>
                 <w:szCs w:val="17"/>
               </w:rPr>
-              <w:t xml:space="preserve">510</w:t>
+              <w:t xml:space="preserve">569</w:t>
             </w:r>
           </w:p>
         </w:tc>
@@ -1764,7 +1764,7 @@
                 <w:sz w:val="17"/>
                 <w:szCs w:val="17"/>
               </w:rPr>
-              <w:t xml:space="preserve">60</w:t>
+              <w:t xml:space="preserve">30</w:t>
             </w:r>
           </w:p>
         </w:tc>
@@ -1790,7 +1790,7 @@
                 <w:sz w:val="17"/>
                 <w:szCs w:val="17"/>
               </w:rPr>
-              <w:t xml:space="preserve">78</w:t>
+              <w:t xml:space="preserve">31</w:t>
             </w:r>
           </w:p>
         </w:tc>
@@ -1816,7 +1816,7 @@
                 <w:sz w:val="17"/>
                 <w:szCs w:val="17"/>
               </w:rPr>
-              <w:t xml:space="preserve">480</w:t>
+              <w:t xml:space="preserve">180</w:t>
             </w:r>
           </w:p>
         </w:tc>
@@ -1842,7 +1842,7 @@
                 <w:sz w:val="17"/>
                 <w:szCs w:val="17"/>
               </w:rPr>
-              <w:t xml:space="preserve">3</w:t>
+              <w:t xml:space="preserve">564</w:t>
             </w:r>
           </w:p>
         </w:tc>
@@ -1868,7 +1868,7 @@
                 <w:sz w:val="17"/>
                 <w:szCs w:val="17"/>
               </w:rPr>
-              <w:t xml:space="preserve">287</w:t>
+              <w:t xml:space="preserve">0</w:t>
             </w:r>
           </w:p>
         </w:tc>
@@ -1894,7 +1894,7 @@
                 <w:sz w:val="17"/>
                 <w:szCs w:val="17"/>
               </w:rPr>
-              <w:t xml:space="preserve">134</w:t>
+              <w:t xml:space="preserve">0</w:t>
             </w:r>
           </w:p>
         </w:tc>
@@ -1920,7 +1920,7 @@
                 <w:sz w:val="17"/>
                 <w:szCs w:val="17"/>
               </w:rPr>
-              <w:t xml:space="preserve">44</w:t>
+              <w:t xml:space="preserve">0</w:t>
             </w:r>
           </w:p>
         </w:tc>
@@ -1946,7 +1946,7 @@
                 <w:sz w:val="17"/>
                 <w:szCs w:val="17"/>
               </w:rPr>
-              <w:t xml:space="preserve">31</w:t>
+              <w:t xml:space="preserve">4</w:t>
             </w:r>
           </w:p>
         </w:tc>
@@ -1972,7 +1972,7 @@
                 <w:sz w:val="17"/>
                 <w:szCs w:val="17"/>
               </w:rPr>
-              <w:t xml:space="preserve">11</w:t>
+              <w:t xml:space="preserve">0</w:t>
             </w:r>
           </w:p>
         </w:tc>
@@ -2000,7 +2000,7 @@
                 <w:sz w:val="17"/>
                 <w:szCs w:val="17"/>
               </w:rPr>
-              <w:t xml:space="preserve">로컬상권·먹거리</w:t>
+              <w:t xml:space="preserve">테마파크·액티비티</w:t>
             </w:r>
           </w:p>
         </w:tc>
@@ -2026,7 +2026,7 @@
                 <w:sz w:val="17"/>
                 <w:szCs w:val="17"/>
               </w:rPr>
-              <w:t xml:space="preserve">454</w:t>
+              <w:t xml:space="preserve">474</w:t>
             </w:r>
           </w:p>
         </w:tc>
@@ -2078,7 +2078,7 @@
                 <w:sz w:val="17"/>
                 <w:szCs w:val="17"/>
               </w:rPr>
-              <w:t xml:space="preserve">50</w:t>
+              <w:t xml:space="preserve">90</w:t>
             </w:r>
           </w:p>
         </w:tc>
@@ -2104,7 +2104,7 @@
                 <w:sz w:val="17"/>
                 <w:szCs w:val="17"/>
               </w:rPr>
-              <w:t xml:space="preserve">55</w:t>
+              <w:t xml:space="preserve">89</w:t>
             </w:r>
           </w:p>
         </w:tc>
@@ -2130,7 +2130,7 @@
                 <w:sz w:val="17"/>
                 <w:szCs w:val="17"/>
               </w:rPr>
-              <w:t xml:space="preserve">120</w:t>
+              <w:t xml:space="preserve">300</w:t>
             </w:r>
           </w:p>
         </w:tc>
@@ -2156,7 +2156,7 @@
                 <w:sz w:val="17"/>
                 <w:szCs w:val="17"/>
               </w:rPr>
-              <w:t xml:space="preserve">1</w:t>
+              <w:t xml:space="preserve">3</w:t>
             </w:r>
           </w:p>
         </w:tc>
@@ -2182,7 +2182,7 @@
                 <w:sz w:val="17"/>
                 <w:szCs w:val="17"/>
               </w:rPr>
-              <w:t xml:space="preserve">392</w:t>
+              <w:t xml:space="preserve">82</w:t>
             </w:r>
           </w:p>
         </w:tc>
@@ -2208,7 +2208,7 @@
                 <w:sz w:val="17"/>
                 <w:szCs w:val="17"/>
               </w:rPr>
-              <w:t xml:space="preserve">51</w:t>
+              <w:t xml:space="preserve">339</w:t>
             </w:r>
           </w:p>
         </w:tc>
@@ -2234,59 +2234,59 @@
                 <w:sz w:val="17"/>
                 <w:szCs w:val="17"/>
               </w:rPr>
+              <w:t xml:space="preserve">20</w:t>
+            </w:r>
+          </w:p>
+        </w:tc>
+        <w:tc>
+          <w:tcPr>
+            <w:tcW w:type="dxa" w:w="760"/>
+            <w:tcMar>
+              <w:top w:type="dxa" w:w="60"/>
+              <w:left w:type="dxa" w:w="90"/>
+              <w:bottom w:type="dxa" w:w="60"/>
+              <w:right w:type="dxa" w:w="90"/>
+            </w:tcMar>
+          </w:tcPr>
+          <w:p>
+            <w:pPr>
+              <w:spacing w:after="0" w:line="240"/>
+            </w:pPr>
+            <w:r>
+              <w:rPr>
+                <w:rFonts w:ascii="Malgun Gothic" w:cs="Malgun Gothic" w:eastAsia="Malgun Gothic" w:hAnsi="Malgun Gothic"/>
+                <w:b w:val="false"/>
+                <w:bCs w:val="false"/>
+                <w:sz w:val="17"/>
+                <w:szCs w:val="17"/>
+              </w:rPr>
+              <w:t xml:space="preserve">20</w:t>
+            </w:r>
+          </w:p>
+        </w:tc>
+        <w:tc>
+          <w:tcPr>
+            <w:tcW w:type="dxa" w:w="700"/>
+            <w:tcMar>
+              <w:top w:type="dxa" w:w="60"/>
+              <w:left w:type="dxa" w:w="90"/>
+              <w:bottom w:type="dxa" w:w="60"/>
+              <w:right w:type="dxa" w:w="90"/>
+            </w:tcMar>
+          </w:tcPr>
+          <w:p>
+            <w:pPr>
+              <w:spacing w:after="0" w:line="240"/>
+            </w:pPr>
+            <w:r>
+              <w:rPr>
+                <w:rFonts w:ascii="Malgun Gothic" w:cs="Malgun Gothic" w:eastAsia="Malgun Gothic" w:hAnsi="Malgun Gothic"/>
+                <w:b w:val="false"/>
+                <w:bCs w:val="false"/>
+                <w:sz w:val="17"/>
+                <w:szCs w:val="17"/>
+              </w:rPr>
               <w:t xml:space="preserve">10</w:t>
-            </w:r>
-          </w:p>
-        </w:tc>
-        <w:tc>
-          <w:tcPr>
-            <w:tcW w:type="dxa" w:w="760"/>
-            <w:tcMar>
-              <w:top w:type="dxa" w:w="60"/>
-              <w:left w:type="dxa" w:w="90"/>
-              <w:bottom w:type="dxa" w:w="60"/>
-              <w:right w:type="dxa" w:w="90"/>
-            </w:tcMar>
-          </w:tcPr>
-          <w:p>
-            <w:pPr>
-              <w:spacing w:after="0" w:line="240"/>
-            </w:pPr>
-            <w:r>
-              <w:rPr>
-                <w:rFonts w:ascii="Malgun Gothic" w:cs="Malgun Gothic" w:eastAsia="Malgun Gothic" w:hAnsi="Malgun Gothic"/>
-                <w:b w:val="false"/>
-                <w:bCs w:val="false"/>
-                <w:sz w:val="17"/>
-                <w:szCs w:val="17"/>
-              </w:rPr>
-              <w:t xml:space="preserve">0</w:t>
-            </w:r>
-          </w:p>
-        </w:tc>
-        <w:tc>
-          <w:tcPr>
-            <w:tcW w:type="dxa" w:w="700"/>
-            <w:tcMar>
-              <w:top w:type="dxa" w:w="60"/>
-              <w:left w:type="dxa" w:w="90"/>
-              <w:bottom w:type="dxa" w:w="60"/>
-              <w:right w:type="dxa" w:w="90"/>
-            </w:tcMar>
-          </w:tcPr>
-          <w:p>
-            <w:pPr>
-              <w:spacing w:after="0" w:line="240"/>
-            </w:pPr>
-            <w:r>
-              <w:rPr>
-                <w:rFonts w:ascii="Malgun Gothic" w:cs="Malgun Gothic" w:eastAsia="Malgun Gothic" w:hAnsi="Malgun Gothic"/>
-                <w:b w:val="false"/>
-                <w:bCs w:val="false"/>
-                <w:sz w:val="17"/>
-                <w:szCs w:val="17"/>
-              </w:rPr>
-              <w:t xml:space="preserve">0</w:t>
             </w:r>
           </w:p>
         </w:tc>
@@ -2314,7 +2314,7 @@
                 <w:sz w:val="17"/>
                 <w:szCs w:val="17"/>
               </w:rPr>
-              <w:t xml:space="preserve">테마파크·액티비티</w:t>
+              <w:t xml:space="preserve">로컬상권·먹거리</w:t>
             </w:r>
           </w:p>
         </w:tc>
@@ -2340,7 +2340,7 @@
                 <w:sz w:val="17"/>
                 <w:szCs w:val="17"/>
               </w:rPr>
-              <w:t xml:space="preserve">405</w:t>
+              <w:t xml:space="preserve">469</w:t>
             </w:r>
           </w:p>
         </w:tc>
@@ -2392,7 +2392,7 @@
                 <w:sz w:val="17"/>
                 <w:szCs w:val="17"/>
               </w:rPr>
-              <w:t xml:space="preserve">90</w:t>
+              <w:t xml:space="preserve">50</w:t>
             </w:r>
           </w:p>
         </w:tc>
@@ -2418,7 +2418,7 @@
                 <w:sz w:val="17"/>
                 <w:szCs w:val="17"/>
               </w:rPr>
-              <w:t xml:space="preserve">89</w:t>
+              <w:t xml:space="preserve">55</w:t>
             </w:r>
           </w:p>
         </w:tc>
@@ -2444,7 +2444,7 @@
                 <w:sz w:val="17"/>
                 <w:szCs w:val="17"/>
               </w:rPr>
-              <w:t xml:space="preserve">300</w:t>
+              <w:t xml:space="preserve">120</w:t>
             </w:r>
           </w:p>
         </w:tc>
@@ -2470,7 +2470,7 @@
                 <w:sz w:val="17"/>
                 <w:szCs w:val="17"/>
               </w:rPr>
-              <w:t xml:space="preserve">3</w:t>
+              <w:t xml:space="preserve">1</w:t>
             </w:r>
           </w:p>
         </w:tc>
@@ -2496,7 +2496,7 @@
                 <w:sz w:val="17"/>
                 <w:szCs w:val="17"/>
               </w:rPr>
-              <w:t xml:space="preserve">82</w:t>
+              <w:t xml:space="preserve">407</w:t>
             </w:r>
           </w:p>
         </w:tc>
@@ -2522,7 +2522,7 @@
                 <w:sz w:val="17"/>
                 <w:szCs w:val="17"/>
               </w:rPr>
-              <w:t xml:space="preserve">270</w:t>
+              <w:t xml:space="preserve">51</w:t>
             </w:r>
           </w:p>
         </w:tc>
@@ -2548,7 +2548,7 @@
                 <w:sz w:val="17"/>
                 <w:szCs w:val="17"/>
               </w:rPr>
-              <w:t xml:space="preserve">20</w:t>
+              <w:t xml:space="preserve">10</w:t>
             </w:r>
           </w:p>
         </w:tc>
@@ -2574,7 +2574,7 @@
                 <w:sz w:val="17"/>
                 <w:szCs w:val="17"/>
               </w:rPr>
-              <w:t xml:space="preserve">20</w:t>
+              <w:t xml:space="preserve">0</w:t>
             </w:r>
           </w:p>
         </w:tc>
@@ -2600,7 +2600,7 @@
                 <w:sz w:val="17"/>
                 <w:szCs w:val="17"/>
               </w:rPr>
-              <w:t xml:space="preserve">10</w:t>
+              <w:t xml:space="preserve">0</w:t>
             </w:r>
           </w:p>
         </w:tc>
@@ -2654,7 +2654,7 @@
                 <w:sz w:val="17"/>
                 <w:szCs w:val="17"/>
               </w:rPr>
-              <w:t xml:space="preserve">246</w:t>
+              <w:t xml:space="preserve">266</w:t>
             </w:r>
           </w:p>
         </w:tc>
@@ -2732,7 +2732,7 @@
                 <w:sz w:val="17"/>
                 <w:szCs w:val="17"/>
               </w:rPr>
-              <w:t xml:space="preserve">59</w:t>
+              <w:t xml:space="preserve">57</w:t>
             </w:r>
           </w:p>
         </w:tc>
@@ -2810,7 +2810,7 @@
                 <w:sz w:val="17"/>
                 <w:szCs w:val="17"/>
               </w:rPr>
-              <w:t xml:space="preserve">195</w:t>
+              <w:t xml:space="preserve">215</w:t>
             </w:r>
           </w:p>
         </w:tc>
@@ -3030,7 +3030,7 @@
           <w:sz w:val="20"/>
           <w:szCs w:val="20"/>
         </w:rPr>
-        <w:t xml:space="preserve">전 장소 중 운영시간이 파싱되는 곳은 588곳(22%)입니다. 나머지는 상시 개방으로 취급되어 어느 시각에도 배정될 수 있습니다.</w:t>
+        <w:t xml:space="preserve">전 장소 중 운영시간이 파싱되는 곳은 588곳(19%)입니다. 나머지는 상시 개방으로 취급되어 어느 시각에도 배정될 수 있습니다.</w:t>
       </w:r>
     </w:p>
     <w:p>

--- a/체류시간 산정/체류시간_산정_로직_설명.docx
+++ b/체류시간 산정/체류시간_산정_로직_설명.docx
@@ -4733,7 +4733,7 @@
           <w:sz w:val="20"/>
           <w:szCs w:val="20"/>
         </w:rPr>
-        <w:t xml:space="preserve"> — 시군에 막 들어갔을 때는 영상 장소 → 순번 순. 그 뒤로는 (이동 분 + 확장 장소면 +26 − 영상 장소면 14) 가 작은 순.</w:t>
+        <w:t xml:space="preserve"> — 시군에 막 들어갔을 때는 영상 장소 → 순번 순. 그 뒤로는 (이동 분 + 목록외 장소면 +26 − 영상 장소면 14) 가 작은 순.</w:t>
       </w:r>
     </w:p>
     <w:p>
@@ -9495,7 +9495,7 @@
                 <w:sz w:val="17"/>
                 <w:szCs w:val="17"/>
               </w:rPr>
-              <w:t xml:space="preserve">화면 · 도시 · 시군</w:t>
+              <w:t xml:space="preserve">id</w:t>
             </w:r>
           </w:p>
         </w:tc>
@@ -9521,7 +9521,7 @@
                 <w:sz w:val="17"/>
                 <w:szCs w:val="17"/>
               </w:rPr>
-              <w:t xml:space="preserve">데이터가 속한 화면 키(nation · seoul · busan · jeju · yeongwol), 화면의 도시명, 장소의 시군(locKo)</w:t>
+              <w:t xml:space="preserve">장소 id (첫 칼럼, 파일 전체에서 하나)</w:t>
             </w:r>
           </w:p>
         </w:tc>
@@ -9549,7 +9549,7 @@
                 <w:sz w:val="17"/>
                 <w:szCs w:val="17"/>
               </w:rPr>
-              <w:t xml:space="preserve">순번 · id</w:t>
+              <w:t xml:space="preserve">화면 · 도시 · 시군</w:t>
             </w:r>
           </w:p>
         </w:tc>
@@ -9575,7 +9575,7 @@
                 <w:sz w:val="17"/>
                 <w:szCs w:val="17"/>
               </w:rPr>
-              <w:t xml:space="preserve">화면 순번(확장 장소는 ·)과 장소 id</w:t>
+              <w:t xml:space="preserve">데이터가 속한 화면 키(nation · seoul · busan · jeju · yeongwol), 화면의 도시명, 장소의 시군(locKo)</w:t>
             </w:r>
           </w:p>
         </w:tc>
@@ -9603,7 +9603,7 @@
                 <w:sz w:val="17"/>
                 <w:szCs w:val="17"/>
               </w:rPr>
-              <w:t xml:space="preserve">분류코드 · 분류</w:t>
+              <w:t xml:space="preserve">순번</w:t>
             </w:r>
           </w:p>
         </w:tc>
@@ -9629,7 +9629,7 @@
                 <w:sz w:val="17"/>
                 <w:szCs w:val="17"/>
               </w:rPr>
-              <w:t xml:space="preserve">herit 역사·문화유산 / heal 힐링·생태·체험 / activity 테마파크·액티비티 / food 로컬상권·먹거리 / sea 해양·자연경관 / stay 숙박·로컬체험</w:t>
+              <w:t xml:space="preserve">화면 순번. 목록외 장소는 번호가 없어 비움</w:t>
             </w:r>
           </w:p>
         </w:tc>
@@ -9657,7 +9657,7 @@
                 <w:sz w:val="17"/>
                 <w:szCs w:val="17"/>
               </w:rPr>
-              <w:t xml:space="preserve">권장체류(분) · 체류표기</w:t>
+              <w:t xml:space="preserve">분류코드 · 분류</w:t>
             </w:r>
           </w:p>
         </w:tc>
@@ -9683,7 +9683,7 @@
                 <w:sz w:val="17"/>
                 <w:szCs w:val="17"/>
               </w:rPr>
-              <w:t xml:space="preserve">min 값과 화면 표기(1h 30m)</w:t>
+              <w:t xml:space="preserve">herit 역사·문화유산 / heal 힐링·생태·체험 / activity 테마파크·액티비티 / food 로컬상권·먹거리 / sea 해양·자연경관 / stay 숙박·로컬체험</w:t>
             </w:r>
           </w:p>
         </w:tc>
@@ -9711,7 +9711,7 @@
                 <w:sz w:val="17"/>
                 <w:szCs w:val="17"/>
               </w:rPr>
-              <w:t xml:space="preserve">운영시간(원문) · 개장 · 폐장 · 운영시간적용</w:t>
+              <w:t xml:space="preserve">권장체류(분) · 체류표기</w:t>
             </w:r>
           </w:p>
         </w:tc>
@@ -9737,7 +9737,7 @@
                 <w:sz w:val="17"/>
                 <w:szCs w:val="17"/>
               </w:rPr>
-              <w:t xml:space="preserve">hrs 원문, 파싱된 개장 · 폐장 시각, 파싱 성공 여부(N 이면 상시 개방 취급)</w:t>
+              <w:t xml:space="preserve">min 값과 화면 표기(1h 30m)</w:t>
             </w:r>
           </w:p>
         </w:tc>
@@ -9765,7 +9765,7 @@
                 <w:sz w:val="17"/>
                 <w:szCs w:val="17"/>
               </w:rPr>
-              <w:t xml:space="preserve">영상장소 · 확장장소</w:t>
+              <w:t xml:space="preserve">운영시간(원문) · 개장 · 폐장 · 운영시간적용</w:t>
             </w:r>
           </w:p>
         </w:tc>
@@ -9791,7 +9791,7 @@
                 <w:sz w:val="17"/>
                 <w:szCs w:val="17"/>
               </w:rPr>
-              <w:t xml:space="preserve">영상 장면이 있는 장소(yt), 전국 확장으로 추가된 장소(off). 자동 코스 순위에 각각 −14 · +26 분 가중</w:t>
+              <w:t xml:space="preserve">hrs 원문, 파싱된 개장 · 폐장 시각, 파싱 성공 여부(N 이면 상시 개방 취급)</w:t>
             </w:r>
           </w:p>
         </w:tc>
@@ -9819,7 +9819,61 @@
                 <w:sz w:val="17"/>
                 <w:szCs w:val="17"/>
               </w:rPr>
-              <w:t xml:space="preserve">한국관광100선 · 유네스코 · 무장애</w:t>
+              <w:t xml:space="preserve">영상장소 · 목록외</w:t>
+            </w:r>
+          </w:p>
+        </w:tc>
+        <w:tc>
+          <w:tcPr>
+            <w:tcW w:type="dxa" w:w="6360"/>
+            <w:tcMar>
+              <w:top w:type="dxa" w:w="60"/>
+              <w:left w:type="dxa" w:w="90"/>
+              <w:bottom w:type="dxa" w:w="60"/>
+              <w:right w:type="dxa" w:w="90"/>
+            </w:tcMar>
+          </w:tcPr>
+          <w:p>
+            <w:pPr>
+              <w:spacing w:after="0" w:line="240"/>
+            </w:pPr>
+            <w:r>
+              <w:rPr>
+                <w:rFonts w:ascii="Malgun Gothic" w:cs="Malgun Gothic" w:eastAsia="Malgun Gothic" w:hAnsi="Malgun Gothic"/>
+                <w:b w:val="false"/>
+                <w:bCs w:val="false"/>
+                <w:sz w:val="17"/>
+                <w:szCs w:val="17"/>
+              </w:rPr>
+              <w:t xml:space="preserve">영상 장면이 있는 장소(yt), 기본 목록에서 빠져 "장소목록 외" 를 켜야 보이는 장소(off). 자동 코스 순위에 각각 −14 · +26 분 가중</w:t>
+            </w:r>
+          </w:p>
+        </w:tc>
+      </w:tr>
+      <w:tr>
+        <w:tc>
+          <w:tcPr>
+            <w:tcW w:type="dxa" w:w="3000"/>
+            <w:tcMar>
+              <w:top w:type="dxa" w:w="60"/>
+              <w:left w:type="dxa" w:w="90"/>
+              <w:bottom w:type="dxa" w:w="60"/>
+              <w:right w:type="dxa" w:w="90"/>
+            </w:tcMar>
+          </w:tcPr>
+          <w:p>
+            <w:pPr>
+              <w:spacing w:after="0" w:line="240"/>
+            </w:pPr>
+            <w:r>
+              <w:rPr>
+                <w:rFonts w:ascii="Malgun Gothic" w:cs="Malgun Gothic" w:eastAsia="Malgun Gothic" w:hAnsi="Malgun Gothic"/>
+                <w:b w:val="false"/>
+                <w:bCs w:val="false"/>
+                <w:sz w:val="17"/>
+                <w:szCs w:val="17"/>
+              </w:rPr>
+              <w:t xml:space="preserve">한국관광100선 · 유네스코 · 열린관광지</w:t>
             </w:r>
           </w:p>
         </w:tc>
